--- a/exemplo/relatorio-luminotecnico-residencia-unifamiliar-exemplo-r00.docx
+++ b/exemplo/relatorio-luminotecnico-residencia-unifamiliar-exemplo-r00.docx
@@ -482,7 +482,7 @@
                 <w:szCs w:val="19"/>
                 <w:rFonts w:ascii="Calibri" w:cs="Calibri" w:eastAsia="Calibri" w:hAnsi="Calibri"/>
               </w:rPr>
-              <w:t xml:space="preserve">17/10/2026 — R00</w:t>
+              <w:t xml:space="preserve">20/10/2026 — R00</w:t>
             </w:r>
           </w:p>
         </w:tc>
@@ -8544,7 +8544,7 @@
           <w:szCs w:val="20"/>
           <w:rFonts w:ascii="Calibri" w:cs="Calibri" w:eastAsia="Calibri" w:hAnsi="Calibri"/>
         </w:rPr>
-        <w:t xml:space="preserve">Cidade – UF, 17 de outubro de 2026</w:t>
+        <w:t xml:space="preserve">Cidade – UF, 20 de outubro de 2026</w:t>
       </w:r>
     </w:p>
     <w:p>
@@ -8714,7 +8714,7 @@
         <w:szCs w:val="15"/>
         <w:rFonts w:ascii="Calibri" w:cs="Calibri" w:eastAsia="Calibri" w:hAnsi="Calibri"/>
       </w:rPr>
-      <w:t xml:space="preserve">	R00 · 17/10/2026</w:t>
+      <w:t xml:space="preserve">	R00 · 20/10/2026</w:t>
     </w:r>
   </w:p>
 </w:hdr>

--- a/exemplo/relatorio-luminotecnico-residencia-unifamiliar-exemplo-r00.docx
+++ b/exemplo/relatorio-luminotecnico-residencia-unifamiliar-exemplo-r00.docx
@@ -92,15 +92,16 @@
           <w:insideH w:val="single" w:color="auto" w:sz="4"/>
           <w:insideV w:val="single" w:color="auto" w:sz="4"/>
         </w:tblBorders>
+        <w:tblLayout w:type="fixed"/>
       </w:tblPr>
       <w:tblGrid>
-        <w:gridCol w:w="100"/>
-        <w:gridCol w:w="100"/>
+        <w:gridCol w:w="2732"/>
+        <w:gridCol w:w="7024"/>
       </w:tblGrid>
       <w:tr>
         <w:tc>
           <w:tcPr>
-            <w:tcW w:type="pct" w:w="28%"/>
+            <w:tcW w:type="dxa" w:w="2732"/>
             <w:tcBorders>
               <w:top w:val="single" w:color="1B1F23" w:sz="4"/>
               <w:left w:val="single" w:color="1B1F23" w:sz="4"/>
@@ -133,7 +134,7 @@
         </w:tc>
         <w:tc>
           <w:tcPr>
-            <w:tcW w:type="pct" w:w="72%"/>
+            <w:tcW w:type="dxa" w:w="7024"/>
             <w:tcBorders>
               <w:top w:val="single" w:color="1B1F23" w:sz="4"/>
               <w:left w:val="single" w:color="1B1F23" w:sz="4"/>
@@ -165,7 +166,7 @@
       <w:tr>
         <w:tc>
           <w:tcPr>
-            <w:tcW w:type="pct" w:w="28%"/>
+            <w:tcW w:type="dxa" w:w="2732"/>
             <w:tcBorders>
               <w:top w:val="single" w:color="1B1F23" w:sz="4"/>
               <w:left w:val="single" w:color="1B1F23" w:sz="4"/>
@@ -198,7 +199,7 @@
         </w:tc>
         <w:tc>
           <w:tcPr>
-            <w:tcW w:type="pct" w:w="72%"/>
+            <w:tcW w:type="dxa" w:w="7024"/>
             <w:tcBorders>
               <w:top w:val="single" w:color="1B1F23" w:sz="4"/>
               <w:left w:val="single" w:color="1B1F23" w:sz="4"/>
@@ -230,7 +231,7 @@
       <w:tr>
         <w:tc>
           <w:tcPr>
-            <w:tcW w:type="pct" w:w="28%"/>
+            <w:tcW w:type="dxa" w:w="2732"/>
             <w:tcBorders>
               <w:top w:val="single" w:color="1B1F23" w:sz="4"/>
               <w:left w:val="single" w:color="1B1F23" w:sz="4"/>
@@ -263,7 +264,7 @@
         </w:tc>
         <w:tc>
           <w:tcPr>
-            <w:tcW w:type="pct" w:w="72%"/>
+            <w:tcW w:type="dxa" w:w="7024"/>
             <w:tcBorders>
               <w:top w:val="single" w:color="1B1F23" w:sz="4"/>
               <w:left w:val="single" w:color="1B1F23" w:sz="4"/>
@@ -295,7 +296,7 @@
       <w:tr>
         <w:tc>
           <w:tcPr>
-            <w:tcW w:type="pct" w:w="28%"/>
+            <w:tcW w:type="dxa" w:w="2732"/>
             <w:tcBorders>
               <w:top w:val="single" w:color="1B1F23" w:sz="4"/>
               <w:left w:val="single" w:color="1B1F23" w:sz="4"/>
@@ -328,7 +329,7 @@
         </w:tc>
         <w:tc>
           <w:tcPr>
-            <w:tcW w:type="pct" w:w="72%"/>
+            <w:tcW w:type="dxa" w:w="7024"/>
             <w:tcBorders>
               <w:top w:val="single" w:color="1B1F23" w:sz="4"/>
               <w:left w:val="single" w:color="1B1F23" w:sz="4"/>
@@ -360,7 +361,7 @@
       <w:tr>
         <w:tc>
           <w:tcPr>
-            <w:tcW w:type="pct" w:w="28%"/>
+            <w:tcW w:type="dxa" w:w="2732"/>
             <w:tcBorders>
               <w:top w:val="single" w:color="1B1F23" w:sz="4"/>
               <w:left w:val="single" w:color="1B1F23" w:sz="4"/>
@@ -393,7 +394,7 @@
         </w:tc>
         <w:tc>
           <w:tcPr>
-            <w:tcW w:type="pct" w:w="72%"/>
+            <w:tcW w:type="dxa" w:w="7024"/>
             <w:tcBorders>
               <w:top w:val="single" w:color="1B1F23" w:sz="4"/>
               <w:left w:val="single" w:color="1B1F23" w:sz="4"/>
@@ -425,7 +426,7 @@
       <w:tr>
         <w:tc>
           <w:tcPr>
-            <w:tcW w:type="pct" w:w="28%"/>
+            <w:tcW w:type="dxa" w:w="2732"/>
             <w:tcBorders>
               <w:top w:val="single" w:color="1B1F23" w:sz="4"/>
               <w:left w:val="single" w:color="1B1F23" w:sz="4"/>
@@ -458,7 +459,7 @@
         </w:tc>
         <w:tc>
           <w:tcPr>
-            <w:tcW w:type="pct" w:w="72%"/>
+            <w:tcW w:type="dxa" w:w="7024"/>
             <w:tcBorders>
               <w:top w:val="single" w:color="1B1F23" w:sz="4"/>
               <w:left w:val="single" w:color="1B1F23" w:sz="4"/>
@@ -879,17 +880,18 @@
           <w:insideH w:val="single" w:color="auto" w:sz="4"/>
           <w:insideV w:val="single" w:color="auto" w:sz="4"/>
         </w:tblBorders>
+        <w:tblLayout w:type="fixed"/>
       </w:tblPr>
       <w:tblGrid>
-        <w:gridCol w:w="100"/>
-        <w:gridCol w:w="100"/>
-        <w:gridCol w:w="100"/>
-        <w:gridCol w:w="100"/>
-        <w:gridCol w:w="100"/>
-        <w:gridCol w:w="100"/>
-        <w:gridCol w:w="100"/>
-        <w:gridCol w:w="100"/>
-        <w:gridCol w:w="100"/>
+        <w:gridCol w:w="585"/>
+        <w:gridCol w:w="1171"/>
+        <w:gridCol w:w="3902"/>
+        <w:gridCol w:w="683"/>
+        <w:gridCol w:w="878"/>
+        <w:gridCol w:w="683"/>
+        <w:gridCol w:w="488"/>
+        <w:gridCol w:w="585"/>
+        <w:gridCol w:w="780"/>
       </w:tblGrid>
       <w:tr>
         <w:trPr>
@@ -897,7 +899,7 @@
         </w:trPr>
         <w:tc>
           <w:tcPr>
-            <w:tcW w:type="pct" w:w="6%"/>
+            <w:tcW w:type="dxa" w:w="585"/>
             <w:shd w:fill="E7EDF1" w:color="auto" w:val="clear"/>
             <w:tcMar>
               <w:top w:type="dxa" w:w="30"/>
@@ -924,7 +926,7 @@
         </w:tc>
         <w:tc>
           <w:tcPr>
-            <w:tcW w:type="pct" w:w="12%"/>
+            <w:tcW w:type="dxa" w:w="1171"/>
             <w:shd w:fill="E7EDF1" w:color="auto" w:val="clear"/>
             <w:tcMar>
               <w:top w:type="dxa" w:w="30"/>
@@ -951,7 +953,7 @@
         </w:tc>
         <w:tc>
           <w:tcPr>
-            <w:tcW w:type="pct" w:w="40%"/>
+            <w:tcW w:type="dxa" w:w="3902"/>
             <w:shd w:fill="E7EDF1" w:color="auto" w:val="clear"/>
             <w:tcMar>
               <w:top w:type="dxa" w:w="30"/>
@@ -978,7 +980,7 @@
         </w:tc>
         <w:tc>
           <w:tcPr>
-            <w:tcW w:type="pct" w:w="7%"/>
+            <w:tcW w:type="dxa" w:w="683"/>
             <w:shd w:fill="E7EDF1" w:color="auto" w:val="clear"/>
             <w:tcMar>
               <w:top w:type="dxa" w:w="30"/>
@@ -1005,7 +1007,7 @@
         </w:tc>
         <w:tc>
           <w:tcPr>
-            <w:tcW w:type="pct" w:w="9%"/>
+            <w:tcW w:type="dxa" w:w="878"/>
             <w:shd w:fill="E7EDF1" w:color="auto" w:val="clear"/>
             <w:tcMar>
               <w:top w:type="dxa" w:w="30"/>
@@ -1032,7 +1034,7 @@
         </w:tc>
         <w:tc>
           <w:tcPr>
-            <w:tcW w:type="pct" w:w="7%"/>
+            <w:tcW w:type="dxa" w:w="683"/>
             <w:shd w:fill="E7EDF1" w:color="auto" w:val="clear"/>
             <w:tcMar>
               <w:top w:type="dxa" w:w="30"/>
@@ -1059,7 +1061,7 @@
         </w:tc>
         <w:tc>
           <w:tcPr>
-            <w:tcW w:type="pct" w:w="5%"/>
+            <w:tcW w:type="dxa" w:w="488"/>
             <w:shd w:fill="E7EDF1" w:color="auto" w:val="clear"/>
             <w:tcMar>
               <w:top w:type="dxa" w:w="30"/>
@@ -1086,7 +1088,7 @@
         </w:tc>
         <w:tc>
           <w:tcPr>
-            <w:tcW w:type="pct" w:w="6%"/>
+            <w:tcW w:type="dxa" w:w="585"/>
             <w:shd w:fill="E7EDF1" w:color="auto" w:val="clear"/>
             <w:tcMar>
               <w:top w:type="dxa" w:w="30"/>
@@ -1113,7 +1115,7 @@
         </w:tc>
         <w:tc>
           <w:tcPr>
-            <w:tcW w:type="pct" w:w="8%"/>
+            <w:tcW w:type="dxa" w:w="780"/>
             <w:shd w:fill="E7EDF1" w:color="auto" w:val="clear"/>
             <w:tcMar>
               <w:top w:type="dxa" w:w="30"/>
@@ -1145,7 +1147,7 @@
         </w:trPr>
         <w:tc>
           <w:tcPr>
-            <w:tcW w:type="pct" w:w="6%"/>
+            <w:tcW w:type="dxa" w:w="585"/>
             <w:tcMar>
               <w:top w:type="dxa" w:w="30"/>
               <w:left w:type="dxa" w:w="70"/>
@@ -1171,7 +1173,7 @@
         </w:tc>
         <w:tc>
           <w:tcPr>
-            <w:tcW w:type="pct" w:w="12%"/>
+            <w:tcW w:type="dxa" w:w="1171"/>
             <w:tcMar>
               <w:top w:type="dxa" w:w="30"/>
               <w:left w:type="dxa" w:w="70"/>
@@ -1197,7 +1199,7 @@
         </w:tc>
         <w:tc>
           <w:tcPr>
-            <w:tcW w:type="pct" w:w="40%"/>
+            <w:tcW w:type="dxa" w:w="3902"/>
             <w:tcMar>
               <w:top w:type="dxa" w:w="30"/>
               <w:left w:type="dxa" w:w="70"/>
@@ -1223,7 +1225,7 @@
         </w:tc>
         <w:tc>
           <w:tcPr>
-            <w:tcW w:type="pct" w:w="7%"/>
+            <w:tcW w:type="dxa" w:w="683"/>
             <w:tcMar>
               <w:top w:type="dxa" w:w="30"/>
               <w:left w:type="dxa" w:w="70"/>
@@ -1249,7 +1251,7 @@
         </w:tc>
         <w:tc>
           <w:tcPr>
-            <w:tcW w:type="pct" w:w="9%"/>
+            <w:tcW w:type="dxa" w:w="878"/>
             <w:tcMar>
               <w:top w:type="dxa" w:w="30"/>
               <w:left w:type="dxa" w:w="70"/>
@@ -1275,7 +1277,7 @@
         </w:tc>
         <w:tc>
           <w:tcPr>
-            <w:tcW w:type="pct" w:w="7%"/>
+            <w:tcW w:type="dxa" w:w="683"/>
             <w:tcMar>
               <w:top w:type="dxa" w:w="30"/>
               <w:left w:type="dxa" w:w="70"/>
@@ -1301,7 +1303,7 @@
         </w:tc>
         <w:tc>
           <w:tcPr>
-            <w:tcW w:type="pct" w:w="5%"/>
+            <w:tcW w:type="dxa" w:w="488"/>
             <w:tcMar>
               <w:top w:type="dxa" w:w="30"/>
               <w:left w:type="dxa" w:w="70"/>
@@ -1327,7 +1329,7 @@
         </w:tc>
         <w:tc>
           <w:tcPr>
-            <w:tcW w:type="pct" w:w="6%"/>
+            <w:tcW w:type="dxa" w:w="585"/>
             <w:tcMar>
               <w:top w:type="dxa" w:w="30"/>
               <w:left w:type="dxa" w:w="70"/>
@@ -1353,7 +1355,7 @@
         </w:tc>
         <w:tc>
           <w:tcPr>
-            <w:tcW w:type="pct" w:w="8%"/>
+            <w:tcW w:type="dxa" w:w="780"/>
             <w:tcMar>
               <w:top w:type="dxa" w:w="30"/>
               <w:left w:type="dxa" w:w="70"/>
@@ -1384,7 +1386,7 @@
         </w:trPr>
         <w:tc>
           <w:tcPr>
-            <w:tcW w:type="pct" w:w="6%"/>
+            <w:tcW w:type="dxa" w:w="585"/>
             <w:tcMar>
               <w:top w:type="dxa" w:w="30"/>
               <w:left w:type="dxa" w:w="70"/>
@@ -1410,7 +1412,7 @@
         </w:tc>
         <w:tc>
           <w:tcPr>
-            <w:tcW w:type="pct" w:w="12%"/>
+            <w:tcW w:type="dxa" w:w="1171"/>
             <w:tcMar>
               <w:top w:type="dxa" w:w="30"/>
               <w:left w:type="dxa" w:w="70"/>
@@ -1436,7 +1438,7 @@
         </w:tc>
         <w:tc>
           <w:tcPr>
-            <w:tcW w:type="pct" w:w="40%"/>
+            <w:tcW w:type="dxa" w:w="3902"/>
             <w:tcMar>
               <w:top w:type="dxa" w:w="30"/>
               <w:left w:type="dxa" w:w="70"/>
@@ -1462,7 +1464,7 @@
         </w:tc>
         <w:tc>
           <w:tcPr>
-            <w:tcW w:type="pct" w:w="7%"/>
+            <w:tcW w:type="dxa" w:w="683"/>
             <w:tcMar>
               <w:top w:type="dxa" w:w="30"/>
               <w:left w:type="dxa" w:w="70"/>
@@ -1488,7 +1490,7 @@
         </w:tc>
         <w:tc>
           <w:tcPr>
-            <w:tcW w:type="pct" w:w="9%"/>
+            <w:tcW w:type="dxa" w:w="878"/>
             <w:tcMar>
               <w:top w:type="dxa" w:w="30"/>
               <w:left w:type="dxa" w:w="70"/>
@@ -1514,7 +1516,7 @@
         </w:tc>
         <w:tc>
           <w:tcPr>
-            <w:tcW w:type="pct" w:w="7%"/>
+            <w:tcW w:type="dxa" w:w="683"/>
             <w:tcMar>
               <w:top w:type="dxa" w:w="30"/>
               <w:left w:type="dxa" w:w="70"/>
@@ -1540,7 +1542,7 @@
         </w:tc>
         <w:tc>
           <w:tcPr>
-            <w:tcW w:type="pct" w:w="5%"/>
+            <w:tcW w:type="dxa" w:w="488"/>
             <w:tcMar>
               <w:top w:type="dxa" w:w="30"/>
               <w:left w:type="dxa" w:w="70"/>
@@ -1566,7 +1568,7 @@
         </w:tc>
         <w:tc>
           <w:tcPr>
-            <w:tcW w:type="pct" w:w="6%"/>
+            <w:tcW w:type="dxa" w:w="585"/>
             <w:tcMar>
               <w:top w:type="dxa" w:w="30"/>
               <w:left w:type="dxa" w:w="70"/>
@@ -1592,7 +1594,7 @@
         </w:tc>
         <w:tc>
           <w:tcPr>
-            <w:tcW w:type="pct" w:w="8%"/>
+            <w:tcW w:type="dxa" w:w="780"/>
             <w:tcMar>
               <w:top w:type="dxa" w:w="30"/>
               <w:left w:type="dxa" w:w="70"/>
@@ -1623,7 +1625,7 @@
         </w:trPr>
         <w:tc>
           <w:tcPr>
-            <w:tcW w:type="pct" w:w="6%"/>
+            <w:tcW w:type="dxa" w:w="585"/>
             <w:tcMar>
               <w:top w:type="dxa" w:w="30"/>
               <w:left w:type="dxa" w:w="70"/>
@@ -1649,7 +1651,7 @@
         </w:tc>
         <w:tc>
           <w:tcPr>
-            <w:tcW w:type="pct" w:w="12%"/>
+            <w:tcW w:type="dxa" w:w="1171"/>
             <w:tcMar>
               <w:top w:type="dxa" w:w="30"/>
               <w:left w:type="dxa" w:w="70"/>
@@ -1675,7 +1677,7 @@
         </w:tc>
         <w:tc>
           <w:tcPr>
-            <w:tcW w:type="pct" w:w="40%"/>
+            <w:tcW w:type="dxa" w:w="3902"/>
             <w:tcMar>
               <w:top w:type="dxa" w:w="30"/>
               <w:left w:type="dxa" w:w="70"/>
@@ -1701,7 +1703,7 @@
         </w:tc>
         <w:tc>
           <w:tcPr>
-            <w:tcW w:type="pct" w:w="7%"/>
+            <w:tcW w:type="dxa" w:w="683"/>
             <w:tcMar>
               <w:top w:type="dxa" w:w="30"/>
               <w:left w:type="dxa" w:w="70"/>
@@ -1727,7 +1729,7 @@
         </w:tc>
         <w:tc>
           <w:tcPr>
-            <w:tcW w:type="pct" w:w="9%"/>
+            <w:tcW w:type="dxa" w:w="878"/>
             <w:tcMar>
               <w:top w:type="dxa" w:w="30"/>
               <w:left w:type="dxa" w:w="70"/>
@@ -1753,7 +1755,7 @@
         </w:tc>
         <w:tc>
           <w:tcPr>
-            <w:tcW w:type="pct" w:w="7%"/>
+            <w:tcW w:type="dxa" w:w="683"/>
             <w:tcMar>
               <w:top w:type="dxa" w:w="30"/>
               <w:left w:type="dxa" w:w="70"/>
@@ -1779,7 +1781,7 @@
         </w:tc>
         <w:tc>
           <w:tcPr>
-            <w:tcW w:type="pct" w:w="5%"/>
+            <w:tcW w:type="dxa" w:w="488"/>
             <w:tcMar>
               <w:top w:type="dxa" w:w="30"/>
               <w:left w:type="dxa" w:w="70"/>
@@ -1805,7 +1807,7 @@
         </w:tc>
         <w:tc>
           <w:tcPr>
-            <w:tcW w:type="pct" w:w="6%"/>
+            <w:tcW w:type="dxa" w:w="585"/>
             <w:tcMar>
               <w:top w:type="dxa" w:w="30"/>
               <w:left w:type="dxa" w:w="70"/>
@@ -1831,7 +1833,7 @@
         </w:tc>
         <w:tc>
           <w:tcPr>
-            <w:tcW w:type="pct" w:w="8%"/>
+            <w:tcW w:type="dxa" w:w="780"/>
             <w:tcMar>
               <w:top w:type="dxa" w:w="30"/>
               <w:left w:type="dxa" w:w="70"/>
@@ -1862,7 +1864,7 @@
         </w:trPr>
         <w:tc>
           <w:tcPr>
-            <w:tcW w:type="pct" w:w="6%"/>
+            <w:tcW w:type="dxa" w:w="585"/>
             <w:tcMar>
               <w:top w:type="dxa" w:w="30"/>
               <w:left w:type="dxa" w:w="70"/>
@@ -1888,7 +1890,7 @@
         </w:tc>
         <w:tc>
           <w:tcPr>
-            <w:tcW w:type="pct" w:w="12%"/>
+            <w:tcW w:type="dxa" w:w="1171"/>
             <w:tcMar>
               <w:top w:type="dxa" w:w="30"/>
               <w:left w:type="dxa" w:w="70"/>
@@ -1914,7 +1916,7 @@
         </w:tc>
         <w:tc>
           <w:tcPr>
-            <w:tcW w:type="pct" w:w="40%"/>
+            <w:tcW w:type="dxa" w:w="3902"/>
             <w:tcMar>
               <w:top w:type="dxa" w:w="30"/>
               <w:left w:type="dxa" w:w="70"/>
@@ -1940,7 +1942,7 @@
         </w:tc>
         <w:tc>
           <w:tcPr>
-            <w:tcW w:type="pct" w:w="7%"/>
+            <w:tcW w:type="dxa" w:w="683"/>
             <w:tcMar>
               <w:top w:type="dxa" w:w="30"/>
               <w:left w:type="dxa" w:w="70"/>
@@ -1966,7 +1968,7 @@
         </w:tc>
         <w:tc>
           <w:tcPr>
-            <w:tcW w:type="pct" w:w="9%"/>
+            <w:tcW w:type="dxa" w:w="878"/>
             <w:tcMar>
               <w:top w:type="dxa" w:w="30"/>
               <w:left w:type="dxa" w:w="70"/>
@@ -1992,7 +1994,7 @@
         </w:tc>
         <w:tc>
           <w:tcPr>
-            <w:tcW w:type="pct" w:w="7%"/>
+            <w:tcW w:type="dxa" w:w="683"/>
             <w:tcMar>
               <w:top w:type="dxa" w:w="30"/>
               <w:left w:type="dxa" w:w="70"/>
@@ -2018,7 +2020,7 @@
         </w:tc>
         <w:tc>
           <w:tcPr>
-            <w:tcW w:type="pct" w:w="5%"/>
+            <w:tcW w:type="dxa" w:w="488"/>
             <w:tcMar>
               <w:top w:type="dxa" w:w="30"/>
               <w:left w:type="dxa" w:w="70"/>
@@ -2044,7 +2046,7 @@
         </w:tc>
         <w:tc>
           <w:tcPr>
-            <w:tcW w:type="pct" w:w="6%"/>
+            <w:tcW w:type="dxa" w:w="585"/>
             <w:tcMar>
               <w:top w:type="dxa" w:w="30"/>
               <w:left w:type="dxa" w:w="70"/>
@@ -2070,7 +2072,7 @@
         </w:tc>
         <w:tc>
           <w:tcPr>
-            <w:tcW w:type="pct" w:w="8%"/>
+            <w:tcW w:type="dxa" w:w="780"/>
             <w:tcMar>
               <w:top w:type="dxa" w:w="30"/>
               <w:left w:type="dxa" w:w="70"/>
@@ -2101,7 +2103,7 @@
         </w:trPr>
         <w:tc>
           <w:tcPr>
-            <w:tcW w:type="pct" w:w="6%"/>
+            <w:tcW w:type="dxa" w:w="585"/>
             <w:shd w:fill="F2F5F7" w:color="auto" w:val="clear"/>
             <w:tcMar>
               <w:top w:type="dxa" w:w="30"/>
@@ -2128,7 +2130,7 @@
         </w:tc>
         <w:tc>
           <w:tcPr>
-            <w:tcW w:type="pct" w:w="12%"/>
+            <w:tcW w:type="dxa" w:w="1171"/>
             <w:shd w:fill="F2F5F7" w:color="auto" w:val="clear"/>
             <w:tcMar>
               <w:top w:type="dxa" w:w="30"/>
@@ -2145,7 +2147,7 @@
         </w:tc>
         <w:tc>
           <w:tcPr>
-            <w:tcW w:type="pct" w:w="40%"/>
+            <w:tcW w:type="dxa" w:w="3902"/>
             <w:shd w:fill="F2F5F7" w:color="auto" w:val="clear"/>
             <w:tcMar>
               <w:top w:type="dxa" w:w="30"/>
@@ -2162,7 +2164,7 @@
         </w:tc>
         <w:tc>
           <w:tcPr>
-            <w:tcW w:type="pct" w:w="7%"/>
+            <w:tcW w:type="dxa" w:w="683"/>
             <w:shd w:fill="F2F5F7" w:color="auto" w:val="clear"/>
             <w:tcMar>
               <w:top w:type="dxa" w:w="30"/>
@@ -2179,7 +2181,7 @@
         </w:tc>
         <w:tc>
           <w:tcPr>
-            <w:tcW w:type="pct" w:w="9%"/>
+            <w:tcW w:type="dxa" w:w="878"/>
             <w:shd w:fill="F2F5F7" w:color="auto" w:val="clear"/>
             <w:tcMar>
               <w:top w:type="dxa" w:w="30"/>
@@ -2196,7 +2198,7 @@
         </w:tc>
         <w:tc>
           <w:tcPr>
-            <w:tcW w:type="pct" w:w="7%"/>
+            <w:tcW w:type="dxa" w:w="683"/>
             <w:shd w:fill="F2F5F7" w:color="auto" w:val="clear"/>
             <w:tcMar>
               <w:top w:type="dxa" w:w="30"/>
@@ -2213,7 +2215,7 @@
         </w:tc>
         <w:tc>
           <w:tcPr>
-            <w:tcW w:type="pct" w:w="5%"/>
+            <w:tcW w:type="dxa" w:w="488"/>
             <w:shd w:fill="F2F5F7" w:color="auto" w:val="clear"/>
             <w:tcMar>
               <w:top w:type="dxa" w:w="30"/>
@@ -2230,7 +2232,7 @@
         </w:tc>
         <w:tc>
           <w:tcPr>
-            <w:tcW w:type="pct" w:w="6%"/>
+            <w:tcW w:type="dxa" w:w="585"/>
             <w:shd w:fill="F2F5F7" w:color="auto" w:val="clear"/>
             <w:tcMar>
               <w:top w:type="dxa" w:w="30"/>
@@ -2257,7 +2259,7 @@
         </w:tc>
         <w:tc>
           <w:tcPr>
-            <w:tcW w:type="pct" w:w="8%"/>
+            <w:tcW w:type="dxa" w:w="780"/>
             <w:shd w:fill="F2F5F7" w:color="auto" w:val="clear"/>
             <w:tcMar>
               <w:top w:type="dxa" w:w="30"/>
@@ -2816,19 +2818,20 @@
           <w:insideH w:val="single" w:color="auto" w:sz="4"/>
           <w:insideV w:val="single" w:color="auto" w:sz="4"/>
         </w:tblBorders>
+        <w:tblLayout w:type="fixed"/>
       </w:tblPr>
       <w:tblGrid>
-        <w:gridCol w:w="100"/>
-        <w:gridCol w:w="100"/>
-        <w:gridCol w:w="100"/>
-        <w:gridCol w:w="100"/>
-        <w:gridCol w:w="100"/>
-        <w:gridCol w:w="100"/>
-        <w:gridCol w:w="100"/>
-        <w:gridCol w:w="100"/>
-        <w:gridCol w:w="100"/>
-        <w:gridCol w:w="100"/>
-        <w:gridCol w:w="100"/>
+        <w:gridCol w:w="2146"/>
+        <w:gridCol w:w="780"/>
+        <w:gridCol w:w="683"/>
+        <w:gridCol w:w="585"/>
+        <w:gridCol w:w="488"/>
+        <w:gridCol w:w="780"/>
+        <w:gridCol w:w="780"/>
+        <w:gridCol w:w="585"/>
+        <w:gridCol w:w="683"/>
+        <w:gridCol w:w="683"/>
+        <w:gridCol w:w="1561"/>
       </w:tblGrid>
       <w:tr>
         <w:trPr>
@@ -2836,7 +2839,7 @@
         </w:trPr>
         <w:tc>
           <w:tcPr>
-            <w:tcW w:type="pct" w:w="22%"/>
+            <w:tcW w:type="dxa" w:w="2146"/>
             <w:shd w:fill="E7EDF1" w:color="auto" w:val="clear"/>
             <w:tcMar>
               <w:top w:type="dxa" w:w="30"/>
@@ -2863,7 +2866,7 @@
         </w:tc>
         <w:tc>
           <w:tcPr>
-            <w:tcW w:type="pct" w:w="8%"/>
+            <w:tcW w:type="dxa" w:w="780"/>
             <w:shd w:fill="E7EDF1" w:color="auto" w:val="clear"/>
             <w:tcMar>
               <w:top w:type="dxa" w:w="30"/>
@@ -2890,7 +2893,7 @@
         </w:tc>
         <w:tc>
           <w:tcPr>
-            <w:tcW w:type="pct" w:w="7%"/>
+            <w:tcW w:type="dxa" w:w="683"/>
             <w:shd w:fill="E7EDF1" w:color="auto" w:val="clear"/>
             <w:tcMar>
               <w:top w:type="dxa" w:w="30"/>
@@ -2917,7 +2920,7 @@
         </w:tc>
         <w:tc>
           <w:tcPr>
-            <w:tcW w:type="pct" w:w="6%"/>
+            <w:tcW w:type="dxa" w:w="585"/>
             <w:shd w:fill="E7EDF1" w:color="auto" w:val="clear"/>
             <w:tcMar>
               <w:top w:type="dxa" w:w="30"/>
@@ -2944,7 +2947,7 @@
         </w:tc>
         <w:tc>
           <w:tcPr>
-            <w:tcW w:type="pct" w:w="5%"/>
+            <w:tcW w:type="dxa" w:w="488"/>
             <w:shd w:fill="E7EDF1" w:color="auto" w:val="clear"/>
             <w:tcMar>
               <w:top w:type="dxa" w:w="30"/>
@@ -2971,7 +2974,7 @@
         </w:tc>
         <w:tc>
           <w:tcPr>
-            <w:tcW w:type="pct" w:w="8%"/>
+            <w:tcW w:type="dxa" w:w="780"/>
             <w:shd w:fill="E7EDF1" w:color="auto" w:val="clear"/>
             <w:tcMar>
               <w:top w:type="dxa" w:w="30"/>
@@ -2998,7 +3001,7 @@
         </w:tc>
         <w:tc>
           <w:tcPr>
-            <w:tcW w:type="pct" w:w="8%"/>
+            <w:tcW w:type="dxa" w:w="780"/>
             <w:shd w:fill="E7EDF1" w:color="auto" w:val="clear"/>
             <w:tcMar>
               <w:top w:type="dxa" w:w="30"/>
@@ -3025,7 +3028,7 @@
         </w:tc>
         <w:tc>
           <w:tcPr>
-            <w:tcW w:type="pct" w:w="6%"/>
+            <w:tcW w:type="dxa" w:w="585"/>
             <w:shd w:fill="E7EDF1" w:color="auto" w:val="clear"/>
             <w:tcMar>
               <w:top w:type="dxa" w:w="30"/>
@@ -3052,7 +3055,7 @@
         </w:tc>
         <w:tc>
           <w:tcPr>
-            <w:tcW w:type="pct" w:w="7%"/>
+            <w:tcW w:type="dxa" w:w="683"/>
             <w:shd w:fill="E7EDF1" w:color="auto" w:val="clear"/>
             <w:tcMar>
               <w:top w:type="dxa" w:w="30"/>
@@ -3079,7 +3082,7 @@
         </w:tc>
         <w:tc>
           <w:tcPr>
-            <w:tcW w:type="pct" w:w="7%"/>
+            <w:tcW w:type="dxa" w:w="683"/>
             <w:shd w:fill="E7EDF1" w:color="auto" w:val="clear"/>
             <w:tcMar>
               <w:top w:type="dxa" w:w="30"/>
@@ -3106,7 +3109,7 @@
         </w:tc>
         <w:tc>
           <w:tcPr>
-            <w:tcW w:type="pct" w:w="16%"/>
+            <w:tcW w:type="dxa" w:w="1561"/>
             <w:shd w:fill="E7EDF1" w:color="auto" w:val="clear"/>
             <w:tcMar>
               <w:top w:type="dxa" w:w="30"/>
@@ -3138,7 +3141,7 @@
         </w:trPr>
         <w:tc>
           <w:tcPr>
-            <w:tcW w:type="pct" w:w="22%"/>
+            <w:tcW w:type="dxa" w:w="2146"/>
             <w:tcMar>
               <w:top w:type="dxa" w:w="30"/>
               <w:left w:type="dxa" w:w="70"/>
@@ -3164,7 +3167,7 @@
         </w:tc>
         <w:tc>
           <w:tcPr>
-            <w:tcW w:type="pct" w:w="8%"/>
+            <w:tcW w:type="dxa" w:w="780"/>
             <w:tcMar>
               <w:top w:type="dxa" w:w="30"/>
               <w:left w:type="dxa" w:w="70"/>
@@ -3190,7 +3193,7 @@
         </w:tc>
         <w:tc>
           <w:tcPr>
-            <w:tcW w:type="pct" w:w="7%"/>
+            <w:tcW w:type="dxa" w:w="683"/>
             <w:tcMar>
               <w:top w:type="dxa" w:w="30"/>
               <w:left w:type="dxa" w:w="70"/>
@@ -3216,7 +3219,7 @@
         </w:tc>
         <w:tc>
           <w:tcPr>
-            <w:tcW w:type="pct" w:w="6%"/>
+            <w:tcW w:type="dxa" w:w="585"/>
             <w:tcMar>
               <w:top w:type="dxa" w:w="30"/>
               <w:left w:type="dxa" w:w="70"/>
@@ -3242,7 +3245,7 @@
         </w:tc>
         <w:tc>
           <w:tcPr>
-            <w:tcW w:type="pct" w:w="5%"/>
+            <w:tcW w:type="dxa" w:w="488"/>
             <w:tcMar>
               <w:top w:type="dxa" w:w="30"/>
               <w:left w:type="dxa" w:w="70"/>
@@ -3268,7 +3271,7 @@
         </w:tc>
         <w:tc>
           <w:tcPr>
-            <w:tcW w:type="pct" w:w="8%"/>
+            <w:tcW w:type="dxa" w:w="780"/>
             <w:tcMar>
               <w:top w:type="dxa" w:w="30"/>
               <w:left w:type="dxa" w:w="70"/>
@@ -3294,7 +3297,7 @@
         </w:tc>
         <w:tc>
           <w:tcPr>
-            <w:tcW w:type="pct" w:w="8%"/>
+            <w:tcW w:type="dxa" w:w="780"/>
             <w:tcMar>
               <w:top w:type="dxa" w:w="30"/>
               <w:left w:type="dxa" w:w="70"/>
@@ -3320,7 +3323,7 @@
         </w:tc>
         <w:tc>
           <w:tcPr>
-            <w:tcW w:type="pct" w:w="6%"/>
+            <w:tcW w:type="dxa" w:w="585"/>
             <w:tcMar>
               <w:top w:type="dxa" w:w="30"/>
               <w:left w:type="dxa" w:w="70"/>
@@ -3346,7 +3349,7 @@
         </w:tc>
         <w:tc>
           <w:tcPr>
-            <w:tcW w:type="pct" w:w="7%"/>
+            <w:tcW w:type="dxa" w:w="683"/>
             <w:tcMar>
               <w:top w:type="dxa" w:w="30"/>
               <w:left w:type="dxa" w:w="70"/>
@@ -3372,7 +3375,7 @@
         </w:tc>
         <w:tc>
           <w:tcPr>
-            <w:tcW w:type="pct" w:w="7%"/>
+            <w:tcW w:type="dxa" w:w="683"/>
             <w:tcMar>
               <w:top w:type="dxa" w:w="30"/>
               <w:left w:type="dxa" w:w="70"/>
@@ -3398,7 +3401,7 @@
         </w:tc>
         <w:tc>
           <w:tcPr>
-            <w:tcW w:type="pct" w:w="16%"/>
+            <w:tcW w:type="dxa" w:w="1561"/>
             <w:tcMar>
               <w:top w:type="dxa" w:w="30"/>
               <w:left w:type="dxa" w:w="70"/>
@@ -3429,7 +3432,7 @@
         </w:trPr>
         <w:tc>
           <w:tcPr>
-            <w:tcW w:type="pct" w:w="22%"/>
+            <w:tcW w:type="dxa" w:w="2146"/>
             <w:tcMar>
               <w:top w:type="dxa" w:w="30"/>
               <w:left w:type="dxa" w:w="70"/>
@@ -3455,7 +3458,7 @@
         </w:tc>
         <w:tc>
           <w:tcPr>
-            <w:tcW w:type="pct" w:w="8%"/>
+            <w:tcW w:type="dxa" w:w="780"/>
             <w:tcMar>
               <w:top w:type="dxa" w:w="30"/>
               <w:left w:type="dxa" w:w="70"/>
@@ -3481,7 +3484,7 @@
         </w:tc>
         <w:tc>
           <w:tcPr>
-            <w:tcW w:type="pct" w:w="7%"/>
+            <w:tcW w:type="dxa" w:w="683"/>
             <w:tcMar>
               <w:top w:type="dxa" w:w="30"/>
               <w:left w:type="dxa" w:w="70"/>
@@ -3507,7 +3510,7 @@
         </w:tc>
         <w:tc>
           <w:tcPr>
-            <w:tcW w:type="pct" w:w="6%"/>
+            <w:tcW w:type="dxa" w:w="585"/>
             <w:tcMar>
               <w:top w:type="dxa" w:w="30"/>
               <w:left w:type="dxa" w:w="70"/>
@@ -3533,7 +3536,7 @@
         </w:tc>
         <w:tc>
           <w:tcPr>
-            <w:tcW w:type="pct" w:w="5%"/>
+            <w:tcW w:type="dxa" w:w="488"/>
             <w:tcMar>
               <w:top w:type="dxa" w:w="30"/>
               <w:left w:type="dxa" w:w="70"/>
@@ -3559,7 +3562,7 @@
         </w:tc>
         <w:tc>
           <w:tcPr>
-            <w:tcW w:type="pct" w:w="8%"/>
+            <w:tcW w:type="dxa" w:w="780"/>
             <w:tcMar>
               <w:top w:type="dxa" w:w="30"/>
               <w:left w:type="dxa" w:w="70"/>
@@ -3585,7 +3588,7 @@
         </w:tc>
         <w:tc>
           <w:tcPr>
-            <w:tcW w:type="pct" w:w="8%"/>
+            <w:tcW w:type="dxa" w:w="780"/>
             <w:tcMar>
               <w:top w:type="dxa" w:w="30"/>
               <w:left w:type="dxa" w:w="70"/>
@@ -3611,7 +3614,7 @@
         </w:tc>
         <w:tc>
           <w:tcPr>
-            <w:tcW w:type="pct" w:w="6%"/>
+            <w:tcW w:type="dxa" w:w="585"/>
             <w:tcMar>
               <w:top w:type="dxa" w:w="30"/>
               <w:left w:type="dxa" w:w="70"/>
@@ -3637,7 +3640,7 @@
         </w:tc>
         <w:tc>
           <w:tcPr>
-            <w:tcW w:type="pct" w:w="7%"/>
+            <w:tcW w:type="dxa" w:w="683"/>
             <w:tcMar>
               <w:top w:type="dxa" w:w="30"/>
               <w:left w:type="dxa" w:w="70"/>
@@ -3663,7 +3666,7 @@
         </w:tc>
         <w:tc>
           <w:tcPr>
-            <w:tcW w:type="pct" w:w="7%"/>
+            <w:tcW w:type="dxa" w:w="683"/>
             <w:tcMar>
               <w:top w:type="dxa" w:w="30"/>
               <w:left w:type="dxa" w:w="70"/>
@@ -3689,7 +3692,7 @@
         </w:tc>
         <w:tc>
           <w:tcPr>
-            <w:tcW w:type="pct" w:w="16%"/>
+            <w:tcW w:type="dxa" w:w="1561"/>
             <w:tcMar>
               <w:top w:type="dxa" w:w="30"/>
               <w:left w:type="dxa" w:w="70"/>
@@ -3720,7 +3723,7 @@
         </w:trPr>
         <w:tc>
           <w:tcPr>
-            <w:tcW w:type="pct" w:w="22%"/>
+            <w:tcW w:type="dxa" w:w="2146"/>
             <w:tcMar>
               <w:top w:type="dxa" w:w="30"/>
               <w:left w:type="dxa" w:w="70"/>
@@ -3746,7 +3749,7 @@
         </w:tc>
         <w:tc>
           <w:tcPr>
-            <w:tcW w:type="pct" w:w="8%"/>
+            <w:tcW w:type="dxa" w:w="780"/>
             <w:tcMar>
               <w:top w:type="dxa" w:w="30"/>
               <w:left w:type="dxa" w:w="70"/>
@@ -3772,7 +3775,7 @@
         </w:tc>
         <w:tc>
           <w:tcPr>
-            <w:tcW w:type="pct" w:w="7%"/>
+            <w:tcW w:type="dxa" w:w="683"/>
             <w:tcMar>
               <w:top w:type="dxa" w:w="30"/>
               <w:left w:type="dxa" w:w="70"/>
@@ -3798,7 +3801,7 @@
         </w:tc>
         <w:tc>
           <w:tcPr>
-            <w:tcW w:type="pct" w:w="6%"/>
+            <w:tcW w:type="dxa" w:w="585"/>
             <w:tcMar>
               <w:top w:type="dxa" w:w="30"/>
               <w:left w:type="dxa" w:w="70"/>
@@ -3824,7 +3827,7 @@
         </w:tc>
         <w:tc>
           <w:tcPr>
-            <w:tcW w:type="pct" w:w="5%"/>
+            <w:tcW w:type="dxa" w:w="488"/>
             <w:tcMar>
               <w:top w:type="dxa" w:w="30"/>
               <w:left w:type="dxa" w:w="70"/>
@@ -3850,7 +3853,7 @@
         </w:tc>
         <w:tc>
           <w:tcPr>
-            <w:tcW w:type="pct" w:w="8%"/>
+            <w:tcW w:type="dxa" w:w="780"/>
             <w:tcMar>
               <w:top w:type="dxa" w:w="30"/>
               <w:left w:type="dxa" w:w="70"/>
@@ -3876,7 +3879,7 @@
         </w:tc>
         <w:tc>
           <w:tcPr>
-            <w:tcW w:type="pct" w:w="8%"/>
+            <w:tcW w:type="dxa" w:w="780"/>
             <w:tcMar>
               <w:top w:type="dxa" w:w="30"/>
               <w:left w:type="dxa" w:w="70"/>
@@ -3902,7 +3905,7 @@
         </w:tc>
         <w:tc>
           <w:tcPr>
-            <w:tcW w:type="pct" w:w="6%"/>
+            <w:tcW w:type="dxa" w:w="585"/>
             <w:tcMar>
               <w:top w:type="dxa" w:w="30"/>
               <w:left w:type="dxa" w:w="70"/>
@@ -3928,7 +3931,7 @@
         </w:tc>
         <w:tc>
           <w:tcPr>
-            <w:tcW w:type="pct" w:w="7%"/>
+            <w:tcW w:type="dxa" w:w="683"/>
             <w:tcMar>
               <w:top w:type="dxa" w:w="30"/>
               <w:left w:type="dxa" w:w="70"/>
@@ -3954,7 +3957,7 @@
         </w:tc>
         <w:tc>
           <w:tcPr>
-            <w:tcW w:type="pct" w:w="7%"/>
+            <w:tcW w:type="dxa" w:w="683"/>
             <w:tcMar>
               <w:top w:type="dxa" w:w="30"/>
               <w:left w:type="dxa" w:w="70"/>
@@ -3980,7 +3983,7 @@
         </w:tc>
         <w:tc>
           <w:tcPr>
-            <w:tcW w:type="pct" w:w="16%"/>
+            <w:tcW w:type="dxa" w:w="1561"/>
             <w:tcMar>
               <w:top w:type="dxa" w:w="30"/>
               <w:left w:type="dxa" w:w="70"/>
@@ -4011,7 +4014,7 @@
         </w:trPr>
         <w:tc>
           <w:tcPr>
-            <w:tcW w:type="pct" w:w="22%"/>
+            <w:tcW w:type="dxa" w:w="2146"/>
             <w:tcMar>
               <w:top w:type="dxa" w:w="30"/>
               <w:left w:type="dxa" w:w="70"/>
@@ -4037,7 +4040,7 @@
         </w:tc>
         <w:tc>
           <w:tcPr>
-            <w:tcW w:type="pct" w:w="8%"/>
+            <w:tcW w:type="dxa" w:w="780"/>
             <w:tcMar>
               <w:top w:type="dxa" w:w="30"/>
               <w:left w:type="dxa" w:w="70"/>
@@ -4063,7 +4066,7 @@
         </w:tc>
         <w:tc>
           <w:tcPr>
-            <w:tcW w:type="pct" w:w="7%"/>
+            <w:tcW w:type="dxa" w:w="683"/>
             <w:tcMar>
               <w:top w:type="dxa" w:w="30"/>
               <w:left w:type="dxa" w:w="70"/>
@@ -4089,7 +4092,7 @@
         </w:tc>
         <w:tc>
           <w:tcPr>
-            <w:tcW w:type="pct" w:w="6%"/>
+            <w:tcW w:type="dxa" w:w="585"/>
             <w:tcMar>
               <w:top w:type="dxa" w:w="30"/>
               <w:left w:type="dxa" w:w="70"/>
@@ -4115,7 +4118,7 @@
         </w:tc>
         <w:tc>
           <w:tcPr>
-            <w:tcW w:type="pct" w:w="5%"/>
+            <w:tcW w:type="dxa" w:w="488"/>
             <w:tcMar>
               <w:top w:type="dxa" w:w="30"/>
               <w:left w:type="dxa" w:w="70"/>
@@ -4141,7 +4144,7 @@
         </w:tc>
         <w:tc>
           <w:tcPr>
-            <w:tcW w:type="pct" w:w="8%"/>
+            <w:tcW w:type="dxa" w:w="780"/>
             <w:tcMar>
               <w:top w:type="dxa" w:w="30"/>
               <w:left w:type="dxa" w:w="70"/>
@@ -4167,7 +4170,7 @@
         </w:tc>
         <w:tc>
           <w:tcPr>
-            <w:tcW w:type="pct" w:w="8%"/>
+            <w:tcW w:type="dxa" w:w="780"/>
             <w:tcMar>
               <w:top w:type="dxa" w:w="30"/>
               <w:left w:type="dxa" w:w="70"/>
@@ -4193,7 +4196,7 @@
         </w:tc>
         <w:tc>
           <w:tcPr>
-            <w:tcW w:type="pct" w:w="6%"/>
+            <w:tcW w:type="dxa" w:w="585"/>
             <w:tcMar>
               <w:top w:type="dxa" w:w="30"/>
               <w:left w:type="dxa" w:w="70"/>
@@ -4219,7 +4222,7 @@
         </w:tc>
         <w:tc>
           <w:tcPr>
-            <w:tcW w:type="pct" w:w="7%"/>
+            <w:tcW w:type="dxa" w:w="683"/>
             <w:tcMar>
               <w:top w:type="dxa" w:w="30"/>
               <w:left w:type="dxa" w:w="70"/>
@@ -4245,7 +4248,7 @@
         </w:tc>
         <w:tc>
           <w:tcPr>
-            <w:tcW w:type="pct" w:w="7%"/>
+            <w:tcW w:type="dxa" w:w="683"/>
             <w:tcMar>
               <w:top w:type="dxa" w:w="30"/>
               <w:left w:type="dxa" w:w="70"/>
@@ -4271,7 +4274,7 @@
         </w:tc>
         <w:tc>
           <w:tcPr>
-            <w:tcW w:type="pct" w:w="16%"/>
+            <w:tcW w:type="dxa" w:w="1561"/>
             <w:tcMar>
               <w:top w:type="dxa" w:w="30"/>
               <w:left w:type="dxa" w:w="70"/>
@@ -4302,7 +4305,7 @@
         </w:trPr>
         <w:tc>
           <w:tcPr>
-            <w:tcW w:type="pct" w:w="22%"/>
+            <w:tcW w:type="dxa" w:w="2146"/>
             <w:shd w:fill="F2F5F7" w:color="auto" w:val="clear"/>
             <w:tcMar>
               <w:top w:type="dxa" w:w="30"/>
@@ -4329,7 +4332,7 @@
         </w:tc>
         <w:tc>
           <w:tcPr>
-            <w:tcW w:type="pct" w:w="8%"/>
+            <w:tcW w:type="dxa" w:w="780"/>
             <w:shd w:fill="F2F5F7" w:color="auto" w:val="clear"/>
             <w:tcMar>
               <w:top w:type="dxa" w:w="30"/>
@@ -4356,7 +4359,7 @@
         </w:tc>
         <w:tc>
           <w:tcPr>
-            <w:tcW w:type="pct" w:w="7%"/>
+            <w:tcW w:type="dxa" w:w="683"/>
             <w:shd w:fill="F2F5F7" w:color="auto" w:val="clear"/>
             <w:tcMar>
               <w:top w:type="dxa" w:w="30"/>
@@ -4373,7 +4376,7 @@
         </w:tc>
         <w:tc>
           <w:tcPr>
-            <w:tcW w:type="pct" w:w="6%"/>
+            <w:tcW w:type="dxa" w:w="585"/>
             <w:shd w:fill="F2F5F7" w:color="auto" w:val="clear"/>
             <w:tcMar>
               <w:top w:type="dxa" w:w="30"/>
@@ -4390,7 +4393,7 @@
         </w:tc>
         <w:tc>
           <w:tcPr>
-            <w:tcW w:type="pct" w:w="5%"/>
+            <w:tcW w:type="dxa" w:w="488"/>
             <w:shd w:fill="F2F5F7" w:color="auto" w:val="clear"/>
             <w:tcMar>
               <w:top w:type="dxa" w:w="30"/>
@@ -4417,7 +4420,7 @@
         </w:tc>
         <w:tc>
           <w:tcPr>
-            <w:tcW w:type="pct" w:w="8%"/>
+            <w:tcW w:type="dxa" w:w="780"/>
             <w:shd w:fill="F2F5F7" w:color="auto" w:val="clear"/>
             <w:tcMar>
               <w:top w:type="dxa" w:w="30"/>
@@ -4434,7 +4437,7 @@
         </w:tc>
         <w:tc>
           <w:tcPr>
-            <w:tcW w:type="pct" w:w="8%"/>
+            <w:tcW w:type="dxa" w:w="780"/>
             <w:shd w:fill="F2F5F7" w:color="auto" w:val="clear"/>
             <w:tcMar>
               <w:top w:type="dxa" w:w="30"/>
@@ -4451,7 +4454,7 @@
         </w:tc>
         <w:tc>
           <w:tcPr>
-            <w:tcW w:type="pct" w:w="6%"/>
+            <w:tcW w:type="dxa" w:w="585"/>
             <w:shd w:fill="F2F5F7" w:color="auto" w:val="clear"/>
             <w:tcMar>
               <w:top w:type="dxa" w:w="30"/>
@@ -4468,7 +4471,7 @@
         </w:tc>
         <w:tc>
           <w:tcPr>
-            <w:tcW w:type="pct" w:w="7%"/>
+            <w:tcW w:type="dxa" w:w="683"/>
             <w:shd w:fill="F2F5F7" w:color="auto" w:val="clear"/>
             <w:tcMar>
               <w:top w:type="dxa" w:w="30"/>
@@ -4495,7 +4498,7 @@
         </w:tc>
         <w:tc>
           <w:tcPr>
-            <w:tcW w:type="pct" w:w="7%"/>
+            <w:tcW w:type="dxa" w:w="683"/>
             <w:shd w:fill="F2F5F7" w:color="auto" w:val="clear"/>
             <w:tcMar>
               <w:top w:type="dxa" w:w="30"/>
@@ -4512,7 +4515,7 @@
         </w:tc>
         <w:tc>
           <w:tcPr>
-            <w:tcW w:type="pct" w:w="16%"/>
+            <w:tcW w:type="dxa" w:w="1561"/>
             <w:shd w:fill="F2F5F7" w:color="auto" w:val="clear"/>
             <w:tcMar>
               <w:top w:type="dxa" w:w="30"/>
@@ -4588,17 +4591,18 @@
           <w:insideH w:val="none" w:color="FFFFFF" w:sz="0"/>
           <w:insideV w:val="none" w:color="FFFFFF" w:sz="0"/>
         </w:tblBorders>
+        <w:tblLayout w:type="fixed"/>
       </w:tblPr>
       <w:tblGrid>
-        <w:gridCol w:w="100"/>
-        <w:gridCol w:w="100"/>
-        <w:gridCol w:w="100"/>
-        <w:gridCol w:w="100"/>
+        <w:gridCol w:w="1268"/>
+        <w:gridCol w:w="3610"/>
+        <w:gridCol w:w="1463"/>
+        <w:gridCol w:w="3415"/>
       </w:tblGrid>
       <w:tr>
         <w:tc>
           <w:tcPr>
-            <w:tcW w:type="pct" w:w="13%"/>
+            <w:tcW w:type="dxa" w:w="1268"/>
             <w:tcBorders>
               <w:top w:val="none" w:color="FFFFFF" w:sz="0"/>
               <w:left w:val="none" w:color="FFFFFF" w:sz="0"/>
@@ -4631,7 +4635,7 @@
         </w:tc>
         <w:tc>
           <w:tcPr>
-            <w:tcW w:type="pct" w:w="37%"/>
+            <w:tcW w:type="dxa" w:w="3610"/>
             <w:tcBorders>
               <w:top w:val="none" w:color="FFFFFF" w:sz="0"/>
               <w:left w:val="none" w:color="FFFFFF" w:sz="0"/>
@@ -4661,7 +4665,7 @@
         </w:tc>
         <w:tc>
           <w:tcPr>
-            <w:tcW w:type="pct" w:w="15%"/>
+            <w:tcW w:type="dxa" w:w="1463"/>
             <w:tcBorders>
               <w:top w:val="none" w:color="FFFFFF" w:sz="0"/>
               <w:left w:val="none" w:color="FFFFFF" w:sz="0"/>
@@ -4694,7 +4698,7 @@
         </w:tc>
         <w:tc>
           <w:tcPr>
-            <w:tcW w:type="pct" w:w="35%"/>
+            <w:tcW w:type="dxa" w:w="3415"/>
             <w:tcBorders>
               <w:top w:val="none" w:color="FFFFFF" w:sz="0"/>
               <w:left w:val="none" w:color="FFFFFF" w:sz="0"/>
@@ -4726,7 +4730,7 @@
       <w:tr>
         <w:tc>
           <w:tcPr>
-            <w:tcW w:type="pct" w:w="13%"/>
+            <w:tcW w:type="dxa" w:w="1268"/>
             <w:tcBorders>
               <w:top w:val="none" w:color="FFFFFF" w:sz="0"/>
               <w:left w:val="none" w:color="FFFFFF" w:sz="0"/>
@@ -4759,7 +4763,7 @@
         </w:tc>
         <w:tc>
           <w:tcPr>
-            <w:tcW w:type="pct" w:w="37%"/>
+            <w:tcW w:type="dxa" w:w="3610"/>
             <w:tcBorders>
               <w:top w:val="none" w:color="FFFFFF" w:sz="0"/>
               <w:left w:val="none" w:color="FFFFFF" w:sz="0"/>
@@ -4789,7 +4793,7 @@
         </w:tc>
         <w:tc>
           <w:tcPr>
-            <w:tcW w:type="pct" w:w="15%"/>
+            <w:tcW w:type="dxa" w:w="1463"/>
             <w:tcBorders>
               <w:top w:val="none" w:color="FFFFFF" w:sz="0"/>
               <w:left w:val="none" w:color="FFFFFF" w:sz="0"/>
@@ -4822,7 +4826,7 @@
         </w:tc>
         <w:tc>
           <w:tcPr>
-            <w:tcW w:type="pct" w:w="35%"/>
+            <w:tcW w:type="dxa" w:w="3415"/>
             <w:tcBorders>
               <w:top w:val="none" w:color="FFFFFF" w:sz="0"/>
               <w:left w:val="none" w:color="FFFFFF" w:sz="0"/>
@@ -4854,7 +4858,7 @@
       <w:tr>
         <w:tc>
           <w:tcPr>
-            <w:tcW w:type="pct" w:w="13%"/>
+            <w:tcW w:type="dxa" w:w="1268"/>
             <w:tcBorders>
               <w:top w:val="none" w:color="FFFFFF" w:sz="0"/>
               <w:left w:val="none" w:color="FFFFFF" w:sz="0"/>
@@ -4887,7 +4891,7 @@
         </w:tc>
         <w:tc>
           <w:tcPr>
-            <w:tcW w:type="pct" w:w="37%"/>
+            <w:tcW w:type="dxa" w:w="3610"/>
             <w:tcBorders>
               <w:top w:val="none" w:color="FFFFFF" w:sz="0"/>
               <w:left w:val="none" w:color="FFFFFF" w:sz="0"/>
@@ -4917,7 +4921,7 @@
         </w:tc>
         <w:tc>
           <w:tcPr>
-            <w:tcW w:type="pct" w:w="15%"/>
+            <w:tcW w:type="dxa" w:w="1463"/>
             <w:tcBorders>
               <w:top w:val="none" w:color="FFFFFF" w:sz="0"/>
               <w:left w:val="none" w:color="FFFFFF" w:sz="0"/>
@@ -4950,7 +4954,7 @@
         </w:tc>
         <w:tc>
           <w:tcPr>
-            <w:tcW w:type="pct" w:w="35%"/>
+            <w:tcW w:type="dxa" w:w="3415"/>
             <w:tcBorders>
               <w:top w:val="none" w:color="FFFFFF" w:sz="0"/>
               <w:left w:val="none" w:color="FFFFFF" w:sz="0"/>
@@ -4982,7 +4986,7 @@
       <w:tr>
         <w:tc>
           <w:tcPr>
-            <w:tcW w:type="pct" w:w="13%"/>
+            <w:tcW w:type="dxa" w:w="1268"/>
             <w:tcBorders>
               <w:top w:val="none" w:color="FFFFFF" w:sz="0"/>
               <w:left w:val="none" w:color="FFFFFF" w:sz="0"/>
@@ -5015,7 +5019,7 @@
         </w:tc>
         <w:tc>
           <w:tcPr>
-            <w:tcW w:type="pct" w:w="37%"/>
+            <w:tcW w:type="dxa" w:w="3610"/>
             <w:tcBorders>
               <w:top w:val="none" w:color="FFFFFF" w:sz="0"/>
               <w:left w:val="none" w:color="FFFFFF" w:sz="0"/>
@@ -5045,7 +5049,7 @@
         </w:tc>
         <w:tc>
           <w:tcPr>
-            <w:tcW w:type="pct" w:w="15%"/>
+            <w:tcW w:type="dxa" w:w="1463"/>
             <w:tcBorders>
               <w:top w:val="none" w:color="FFFFFF" w:sz="0"/>
               <w:left w:val="none" w:color="FFFFFF" w:sz="0"/>
@@ -5078,7 +5082,7 @@
         </w:tc>
         <w:tc>
           <w:tcPr>
-            <w:tcW w:type="pct" w:w="35%"/>
+            <w:tcW w:type="dxa" w:w="3415"/>
             <w:tcBorders>
               <w:top w:val="none" w:color="FFFFFF" w:sz="0"/>
               <w:left w:val="none" w:color="FFFFFF" w:sz="0"/>
@@ -5451,17 +5455,18 @@
           <w:insideH w:val="none" w:color="FFFFFF" w:sz="0"/>
           <w:insideV w:val="none" w:color="FFFFFF" w:sz="0"/>
         </w:tblBorders>
+        <w:tblLayout w:type="fixed"/>
       </w:tblPr>
       <w:tblGrid>
-        <w:gridCol w:w="100"/>
-        <w:gridCol w:w="100"/>
-        <w:gridCol w:w="100"/>
-        <w:gridCol w:w="100"/>
+        <w:gridCol w:w="1268"/>
+        <w:gridCol w:w="3610"/>
+        <w:gridCol w:w="1463"/>
+        <w:gridCol w:w="3415"/>
       </w:tblGrid>
       <w:tr>
         <w:tc>
           <w:tcPr>
-            <w:tcW w:type="pct" w:w="13%"/>
+            <w:tcW w:type="dxa" w:w="1268"/>
             <w:tcBorders>
               <w:top w:val="none" w:color="FFFFFF" w:sz="0"/>
               <w:left w:val="none" w:color="FFFFFF" w:sz="0"/>
@@ -5494,7 +5499,7 @@
         </w:tc>
         <w:tc>
           <w:tcPr>
-            <w:tcW w:type="pct" w:w="37%"/>
+            <w:tcW w:type="dxa" w:w="3610"/>
             <w:tcBorders>
               <w:top w:val="none" w:color="FFFFFF" w:sz="0"/>
               <w:left w:val="none" w:color="FFFFFF" w:sz="0"/>
@@ -5524,7 +5529,7 @@
         </w:tc>
         <w:tc>
           <w:tcPr>
-            <w:tcW w:type="pct" w:w="15%"/>
+            <w:tcW w:type="dxa" w:w="1463"/>
             <w:tcBorders>
               <w:top w:val="none" w:color="FFFFFF" w:sz="0"/>
               <w:left w:val="none" w:color="FFFFFF" w:sz="0"/>
@@ -5557,7 +5562,7 @@
         </w:tc>
         <w:tc>
           <w:tcPr>
-            <w:tcW w:type="pct" w:w="35%"/>
+            <w:tcW w:type="dxa" w:w="3415"/>
             <w:tcBorders>
               <w:top w:val="none" w:color="FFFFFF" w:sz="0"/>
               <w:left w:val="none" w:color="FFFFFF" w:sz="0"/>
@@ -5589,7 +5594,7 @@
       <w:tr>
         <w:tc>
           <w:tcPr>
-            <w:tcW w:type="pct" w:w="13%"/>
+            <w:tcW w:type="dxa" w:w="1268"/>
             <w:tcBorders>
               <w:top w:val="none" w:color="FFFFFF" w:sz="0"/>
               <w:left w:val="none" w:color="FFFFFF" w:sz="0"/>
@@ -5622,7 +5627,7 @@
         </w:tc>
         <w:tc>
           <w:tcPr>
-            <w:tcW w:type="pct" w:w="37%"/>
+            <w:tcW w:type="dxa" w:w="3610"/>
             <w:tcBorders>
               <w:top w:val="none" w:color="FFFFFF" w:sz="0"/>
               <w:left w:val="none" w:color="FFFFFF" w:sz="0"/>
@@ -5652,7 +5657,7 @@
         </w:tc>
         <w:tc>
           <w:tcPr>
-            <w:tcW w:type="pct" w:w="15%"/>
+            <w:tcW w:type="dxa" w:w="1463"/>
             <w:tcBorders>
               <w:top w:val="none" w:color="FFFFFF" w:sz="0"/>
               <w:left w:val="none" w:color="FFFFFF" w:sz="0"/>
@@ -5685,7 +5690,7 @@
         </w:tc>
         <w:tc>
           <w:tcPr>
-            <w:tcW w:type="pct" w:w="35%"/>
+            <w:tcW w:type="dxa" w:w="3415"/>
             <w:tcBorders>
               <w:top w:val="none" w:color="FFFFFF" w:sz="0"/>
               <w:left w:val="none" w:color="FFFFFF" w:sz="0"/>
@@ -5717,7 +5722,7 @@
       <w:tr>
         <w:tc>
           <w:tcPr>
-            <w:tcW w:type="pct" w:w="13%"/>
+            <w:tcW w:type="dxa" w:w="1268"/>
             <w:tcBorders>
               <w:top w:val="none" w:color="FFFFFF" w:sz="0"/>
               <w:left w:val="none" w:color="FFFFFF" w:sz="0"/>
@@ -5750,7 +5755,7 @@
         </w:tc>
         <w:tc>
           <w:tcPr>
-            <w:tcW w:type="pct" w:w="37%"/>
+            <w:tcW w:type="dxa" w:w="3610"/>
             <w:tcBorders>
               <w:top w:val="none" w:color="FFFFFF" w:sz="0"/>
               <w:left w:val="none" w:color="FFFFFF" w:sz="0"/>
@@ -5780,7 +5785,7 @@
         </w:tc>
         <w:tc>
           <w:tcPr>
-            <w:tcW w:type="pct" w:w="15%"/>
+            <w:tcW w:type="dxa" w:w="1463"/>
             <w:tcBorders>
               <w:top w:val="none" w:color="FFFFFF" w:sz="0"/>
               <w:left w:val="none" w:color="FFFFFF" w:sz="0"/>
@@ -5813,7 +5818,7 @@
         </w:tc>
         <w:tc>
           <w:tcPr>
-            <w:tcW w:type="pct" w:w="35%"/>
+            <w:tcW w:type="dxa" w:w="3415"/>
             <w:tcBorders>
               <w:top w:val="none" w:color="FFFFFF" w:sz="0"/>
               <w:left w:val="none" w:color="FFFFFF" w:sz="0"/>
@@ -5845,7 +5850,7 @@
       <w:tr>
         <w:tc>
           <w:tcPr>
-            <w:tcW w:type="pct" w:w="13%"/>
+            <w:tcW w:type="dxa" w:w="1268"/>
             <w:tcBorders>
               <w:top w:val="none" w:color="FFFFFF" w:sz="0"/>
               <w:left w:val="none" w:color="FFFFFF" w:sz="0"/>
@@ -5878,7 +5883,7 @@
         </w:tc>
         <w:tc>
           <w:tcPr>
-            <w:tcW w:type="pct" w:w="37%"/>
+            <w:tcW w:type="dxa" w:w="3610"/>
             <w:tcBorders>
               <w:top w:val="none" w:color="FFFFFF" w:sz="0"/>
               <w:left w:val="none" w:color="FFFFFF" w:sz="0"/>
@@ -5908,7 +5913,7 @@
         </w:tc>
         <w:tc>
           <w:tcPr>
-            <w:tcW w:type="pct" w:w="15%"/>
+            <w:tcW w:type="dxa" w:w="1463"/>
             <w:tcBorders>
               <w:top w:val="none" w:color="FFFFFF" w:sz="0"/>
               <w:left w:val="none" w:color="FFFFFF" w:sz="0"/>
@@ -5941,7 +5946,7 @@
         </w:tc>
         <w:tc>
           <w:tcPr>
-            <w:tcW w:type="pct" w:w="35%"/>
+            <w:tcW w:type="dxa" w:w="3415"/>
             <w:tcBorders>
               <w:top w:val="none" w:color="FFFFFF" w:sz="0"/>
               <w:left w:val="none" w:color="FFFFFF" w:sz="0"/>
@@ -6314,17 +6319,18 @@
           <w:insideH w:val="none" w:color="FFFFFF" w:sz="0"/>
           <w:insideV w:val="none" w:color="FFFFFF" w:sz="0"/>
         </w:tblBorders>
+        <w:tblLayout w:type="fixed"/>
       </w:tblPr>
       <w:tblGrid>
-        <w:gridCol w:w="100"/>
-        <w:gridCol w:w="100"/>
-        <w:gridCol w:w="100"/>
-        <w:gridCol w:w="100"/>
+        <w:gridCol w:w="1268"/>
+        <w:gridCol w:w="3610"/>
+        <w:gridCol w:w="1463"/>
+        <w:gridCol w:w="3415"/>
       </w:tblGrid>
       <w:tr>
         <w:tc>
           <w:tcPr>
-            <w:tcW w:type="pct" w:w="13%"/>
+            <w:tcW w:type="dxa" w:w="1268"/>
             <w:tcBorders>
               <w:top w:val="none" w:color="FFFFFF" w:sz="0"/>
               <w:left w:val="none" w:color="FFFFFF" w:sz="0"/>
@@ -6357,7 +6363,7 @@
         </w:tc>
         <w:tc>
           <w:tcPr>
-            <w:tcW w:type="pct" w:w="37%"/>
+            <w:tcW w:type="dxa" w:w="3610"/>
             <w:tcBorders>
               <w:top w:val="none" w:color="FFFFFF" w:sz="0"/>
               <w:left w:val="none" w:color="FFFFFF" w:sz="0"/>
@@ -6387,7 +6393,7 @@
         </w:tc>
         <w:tc>
           <w:tcPr>
-            <w:tcW w:type="pct" w:w="15%"/>
+            <w:tcW w:type="dxa" w:w="1463"/>
             <w:tcBorders>
               <w:top w:val="none" w:color="FFFFFF" w:sz="0"/>
               <w:left w:val="none" w:color="FFFFFF" w:sz="0"/>
@@ -6420,7 +6426,7 @@
         </w:tc>
         <w:tc>
           <w:tcPr>
-            <w:tcW w:type="pct" w:w="35%"/>
+            <w:tcW w:type="dxa" w:w="3415"/>
             <w:tcBorders>
               <w:top w:val="none" w:color="FFFFFF" w:sz="0"/>
               <w:left w:val="none" w:color="FFFFFF" w:sz="0"/>
@@ -6452,7 +6458,7 @@
       <w:tr>
         <w:tc>
           <w:tcPr>
-            <w:tcW w:type="pct" w:w="13%"/>
+            <w:tcW w:type="dxa" w:w="1268"/>
             <w:tcBorders>
               <w:top w:val="none" w:color="FFFFFF" w:sz="0"/>
               <w:left w:val="none" w:color="FFFFFF" w:sz="0"/>
@@ -6485,7 +6491,7 @@
         </w:tc>
         <w:tc>
           <w:tcPr>
-            <w:tcW w:type="pct" w:w="37%"/>
+            <w:tcW w:type="dxa" w:w="3610"/>
             <w:tcBorders>
               <w:top w:val="none" w:color="FFFFFF" w:sz="0"/>
               <w:left w:val="none" w:color="FFFFFF" w:sz="0"/>
@@ -6515,7 +6521,7 @@
         </w:tc>
         <w:tc>
           <w:tcPr>
-            <w:tcW w:type="pct" w:w="15%"/>
+            <w:tcW w:type="dxa" w:w="1463"/>
             <w:tcBorders>
               <w:top w:val="none" w:color="FFFFFF" w:sz="0"/>
               <w:left w:val="none" w:color="FFFFFF" w:sz="0"/>
@@ -6548,7 +6554,7 @@
         </w:tc>
         <w:tc>
           <w:tcPr>
-            <w:tcW w:type="pct" w:w="35%"/>
+            <w:tcW w:type="dxa" w:w="3415"/>
             <w:tcBorders>
               <w:top w:val="none" w:color="FFFFFF" w:sz="0"/>
               <w:left w:val="none" w:color="FFFFFF" w:sz="0"/>
@@ -6580,7 +6586,7 @@
       <w:tr>
         <w:tc>
           <w:tcPr>
-            <w:tcW w:type="pct" w:w="13%"/>
+            <w:tcW w:type="dxa" w:w="1268"/>
             <w:tcBorders>
               <w:top w:val="none" w:color="FFFFFF" w:sz="0"/>
               <w:left w:val="none" w:color="FFFFFF" w:sz="0"/>
@@ -6613,7 +6619,7 @@
         </w:tc>
         <w:tc>
           <w:tcPr>
-            <w:tcW w:type="pct" w:w="37%"/>
+            <w:tcW w:type="dxa" w:w="3610"/>
             <w:tcBorders>
               <w:top w:val="none" w:color="FFFFFF" w:sz="0"/>
               <w:left w:val="none" w:color="FFFFFF" w:sz="0"/>
@@ -6643,7 +6649,7 @@
         </w:tc>
         <w:tc>
           <w:tcPr>
-            <w:tcW w:type="pct" w:w="15%"/>
+            <w:tcW w:type="dxa" w:w="1463"/>
             <w:tcBorders>
               <w:top w:val="none" w:color="FFFFFF" w:sz="0"/>
               <w:left w:val="none" w:color="FFFFFF" w:sz="0"/>
@@ -6676,7 +6682,7 @@
         </w:tc>
         <w:tc>
           <w:tcPr>
-            <w:tcW w:type="pct" w:w="35%"/>
+            <w:tcW w:type="dxa" w:w="3415"/>
             <w:tcBorders>
               <w:top w:val="none" w:color="FFFFFF" w:sz="0"/>
               <w:left w:val="none" w:color="FFFFFF" w:sz="0"/>
@@ -6708,7 +6714,7 @@
       <w:tr>
         <w:tc>
           <w:tcPr>
-            <w:tcW w:type="pct" w:w="13%"/>
+            <w:tcW w:type="dxa" w:w="1268"/>
             <w:tcBorders>
               <w:top w:val="none" w:color="FFFFFF" w:sz="0"/>
               <w:left w:val="none" w:color="FFFFFF" w:sz="0"/>
@@ -6741,7 +6747,7 @@
         </w:tc>
         <w:tc>
           <w:tcPr>
-            <w:tcW w:type="pct" w:w="37%"/>
+            <w:tcW w:type="dxa" w:w="3610"/>
             <w:tcBorders>
               <w:top w:val="none" w:color="FFFFFF" w:sz="0"/>
               <w:left w:val="none" w:color="FFFFFF" w:sz="0"/>
@@ -6771,7 +6777,7 @@
         </w:tc>
         <w:tc>
           <w:tcPr>
-            <w:tcW w:type="pct" w:w="15%"/>
+            <w:tcW w:type="dxa" w:w="1463"/>
             <w:tcBorders>
               <w:top w:val="none" w:color="FFFFFF" w:sz="0"/>
               <w:left w:val="none" w:color="FFFFFF" w:sz="0"/>
@@ -6804,7 +6810,7 @@
         </w:tc>
         <w:tc>
           <w:tcPr>
-            <w:tcW w:type="pct" w:w="35%"/>
+            <w:tcW w:type="dxa" w:w="3415"/>
             <w:tcBorders>
               <w:top w:val="none" w:color="FFFFFF" w:sz="0"/>
               <w:left w:val="none" w:color="FFFFFF" w:sz="0"/>
@@ -7191,17 +7197,18 @@
           <w:insideH w:val="none" w:color="FFFFFF" w:sz="0"/>
           <w:insideV w:val="none" w:color="FFFFFF" w:sz="0"/>
         </w:tblBorders>
+        <w:tblLayout w:type="fixed"/>
       </w:tblPr>
       <w:tblGrid>
-        <w:gridCol w:w="100"/>
-        <w:gridCol w:w="100"/>
-        <w:gridCol w:w="100"/>
-        <w:gridCol w:w="100"/>
+        <w:gridCol w:w="1268"/>
+        <w:gridCol w:w="3610"/>
+        <w:gridCol w:w="1463"/>
+        <w:gridCol w:w="3415"/>
       </w:tblGrid>
       <w:tr>
         <w:tc>
           <w:tcPr>
-            <w:tcW w:type="pct" w:w="13%"/>
+            <w:tcW w:type="dxa" w:w="1268"/>
             <w:tcBorders>
               <w:top w:val="none" w:color="FFFFFF" w:sz="0"/>
               <w:left w:val="none" w:color="FFFFFF" w:sz="0"/>
@@ -7234,7 +7241,7 @@
         </w:tc>
         <w:tc>
           <w:tcPr>
-            <w:tcW w:type="pct" w:w="37%"/>
+            <w:tcW w:type="dxa" w:w="3610"/>
             <w:tcBorders>
               <w:top w:val="none" w:color="FFFFFF" w:sz="0"/>
               <w:left w:val="none" w:color="FFFFFF" w:sz="0"/>
@@ -7264,7 +7271,7 @@
         </w:tc>
         <w:tc>
           <w:tcPr>
-            <w:tcW w:type="pct" w:w="15%"/>
+            <w:tcW w:type="dxa" w:w="1463"/>
             <w:tcBorders>
               <w:top w:val="none" w:color="FFFFFF" w:sz="0"/>
               <w:left w:val="none" w:color="FFFFFF" w:sz="0"/>
@@ -7297,7 +7304,7 @@
         </w:tc>
         <w:tc>
           <w:tcPr>
-            <w:tcW w:type="pct" w:w="35%"/>
+            <w:tcW w:type="dxa" w:w="3415"/>
             <w:tcBorders>
               <w:top w:val="none" w:color="FFFFFF" w:sz="0"/>
               <w:left w:val="none" w:color="FFFFFF" w:sz="0"/>
@@ -7329,7 +7336,7 @@
       <w:tr>
         <w:tc>
           <w:tcPr>
-            <w:tcW w:type="pct" w:w="13%"/>
+            <w:tcW w:type="dxa" w:w="1268"/>
             <w:tcBorders>
               <w:top w:val="none" w:color="FFFFFF" w:sz="0"/>
               <w:left w:val="none" w:color="FFFFFF" w:sz="0"/>
@@ -7362,7 +7369,7 @@
         </w:tc>
         <w:tc>
           <w:tcPr>
-            <w:tcW w:type="pct" w:w="37%"/>
+            <w:tcW w:type="dxa" w:w="3610"/>
             <w:tcBorders>
               <w:top w:val="none" w:color="FFFFFF" w:sz="0"/>
               <w:left w:val="none" w:color="FFFFFF" w:sz="0"/>
@@ -7392,7 +7399,7 @@
         </w:tc>
         <w:tc>
           <w:tcPr>
-            <w:tcW w:type="pct" w:w="15%"/>
+            <w:tcW w:type="dxa" w:w="1463"/>
             <w:tcBorders>
               <w:top w:val="none" w:color="FFFFFF" w:sz="0"/>
               <w:left w:val="none" w:color="FFFFFF" w:sz="0"/>
@@ -7425,7 +7432,7 @@
         </w:tc>
         <w:tc>
           <w:tcPr>
-            <w:tcW w:type="pct" w:w="35%"/>
+            <w:tcW w:type="dxa" w:w="3415"/>
             <w:tcBorders>
               <w:top w:val="none" w:color="FFFFFF" w:sz="0"/>
               <w:left w:val="none" w:color="FFFFFF" w:sz="0"/>
@@ -7457,7 +7464,7 @@
       <w:tr>
         <w:tc>
           <w:tcPr>
-            <w:tcW w:type="pct" w:w="13%"/>
+            <w:tcW w:type="dxa" w:w="1268"/>
             <w:tcBorders>
               <w:top w:val="none" w:color="FFFFFF" w:sz="0"/>
               <w:left w:val="none" w:color="FFFFFF" w:sz="0"/>
@@ -7490,7 +7497,7 @@
         </w:tc>
         <w:tc>
           <w:tcPr>
-            <w:tcW w:type="pct" w:w="37%"/>
+            <w:tcW w:type="dxa" w:w="3610"/>
             <w:tcBorders>
               <w:top w:val="none" w:color="FFFFFF" w:sz="0"/>
               <w:left w:val="none" w:color="FFFFFF" w:sz="0"/>
@@ -7520,7 +7527,7 @@
         </w:tc>
         <w:tc>
           <w:tcPr>
-            <w:tcW w:type="pct" w:w="15%"/>
+            <w:tcW w:type="dxa" w:w="1463"/>
             <w:tcBorders>
               <w:top w:val="none" w:color="FFFFFF" w:sz="0"/>
               <w:left w:val="none" w:color="FFFFFF" w:sz="0"/>
@@ -7553,7 +7560,7 @@
         </w:tc>
         <w:tc>
           <w:tcPr>
-            <w:tcW w:type="pct" w:w="35%"/>
+            <w:tcW w:type="dxa" w:w="3415"/>
             <w:tcBorders>
               <w:top w:val="none" w:color="FFFFFF" w:sz="0"/>
               <w:left w:val="none" w:color="FFFFFF" w:sz="0"/>
@@ -7585,7 +7592,7 @@
       <w:tr>
         <w:tc>
           <w:tcPr>
-            <w:tcW w:type="pct" w:w="13%"/>
+            <w:tcW w:type="dxa" w:w="1268"/>
             <w:tcBorders>
               <w:top w:val="none" w:color="FFFFFF" w:sz="0"/>
               <w:left w:val="none" w:color="FFFFFF" w:sz="0"/>
@@ -7618,7 +7625,7 @@
         </w:tc>
         <w:tc>
           <w:tcPr>
-            <w:tcW w:type="pct" w:w="37%"/>
+            <w:tcW w:type="dxa" w:w="3610"/>
             <w:tcBorders>
               <w:top w:val="none" w:color="FFFFFF" w:sz="0"/>
               <w:left w:val="none" w:color="FFFFFF" w:sz="0"/>
@@ -7648,7 +7655,7 @@
         </w:tc>
         <w:tc>
           <w:tcPr>
-            <w:tcW w:type="pct" w:w="15%"/>
+            <w:tcW w:type="dxa" w:w="1463"/>
             <w:tcBorders>
               <w:top w:val="none" w:color="FFFFFF" w:sz="0"/>
               <w:left w:val="none" w:color="FFFFFF" w:sz="0"/>
@@ -7681,7 +7688,7 @@
         </w:tc>
         <w:tc>
           <w:tcPr>
-            <w:tcW w:type="pct" w:w="35%"/>
+            <w:tcW w:type="dxa" w:w="3415"/>
             <w:tcBorders>
               <w:top w:val="none" w:color="FFFFFF" w:sz="0"/>
               <w:left w:val="none" w:color="FFFFFF" w:sz="0"/>
@@ -8082,13 +8089,14 @@
           <w:insideH w:val="single" w:color="auto" w:sz="4"/>
           <w:insideV w:val="single" w:color="auto" w:sz="4"/>
         </w:tblBorders>
+        <w:tblLayout w:type="fixed"/>
       </w:tblPr>
       <w:tblGrid>
-        <w:gridCol w:w="100"/>
-        <w:gridCol w:w="100"/>
-        <w:gridCol w:w="100"/>
-        <w:gridCol w:w="100"/>
-        <w:gridCol w:w="100"/>
+        <w:gridCol w:w="2146"/>
+        <w:gridCol w:w="3122"/>
+        <w:gridCol w:w="976"/>
+        <w:gridCol w:w="878"/>
+        <w:gridCol w:w="2634"/>
       </w:tblGrid>
       <w:tr>
         <w:trPr>
@@ -8096,7 +8104,7 @@
         </w:trPr>
         <w:tc>
           <w:tcPr>
-            <w:tcW w:type="pct" w:w="22%"/>
+            <w:tcW w:type="dxa" w:w="2146"/>
             <w:shd w:fill="E7EDF1" w:color="auto" w:val="clear"/>
             <w:tcMar>
               <w:top w:type="dxa" w:w="30"/>
@@ -8123,7 +8131,7 @@
         </w:tc>
         <w:tc>
           <w:tcPr>
-            <w:tcW w:type="pct" w:w="32%"/>
+            <w:tcW w:type="dxa" w:w="3122"/>
             <w:shd w:fill="E7EDF1" w:color="auto" w:val="clear"/>
             <w:tcMar>
               <w:top w:type="dxa" w:w="30"/>
@@ -8150,7 +8158,7 @@
         </w:tc>
         <w:tc>
           <w:tcPr>
-            <w:tcW w:type="pct" w:w="10%"/>
+            <w:tcW w:type="dxa" w:w="976"/>
             <w:shd w:fill="E7EDF1" w:color="auto" w:val="clear"/>
             <w:tcMar>
               <w:top w:type="dxa" w:w="30"/>
@@ -8177,7 +8185,7 @@
         </w:tc>
         <w:tc>
           <w:tcPr>
-            <w:tcW w:type="pct" w:w="9%"/>
+            <w:tcW w:type="dxa" w:w="878"/>
             <w:shd w:fill="E7EDF1" w:color="auto" w:val="clear"/>
             <w:tcMar>
               <w:top w:type="dxa" w:w="30"/>
@@ -8204,7 +8212,7 @@
         </w:tc>
         <w:tc>
           <w:tcPr>
-            <w:tcW w:type="pct" w:w="27%"/>
+            <w:tcW w:type="dxa" w:w="2634"/>
             <w:shd w:fill="E7EDF1" w:color="auto" w:val="clear"/>
             <w:tcMar>
               <w:top w:type="dxa" w:w="30"/>
@@ -8236,7 +8244,7 @@
         </w:trPr>
         <w:tc>
           <w:tcPr>
-            <w:tcW w:type="pct" w:w="22%"/>
+            <w:tcW w:type="dxa" w:w="2146"/>
             <w:tcMar>
               <w:top w:type="dxa" w:w="30"/>
               <w:left w:type="dxa" w:w="70"/>
@@ -8260,7 +8268,7 @@
         </w:tc>
         <w:tc>
           <w:tcPr>
-            <w:tcW w:type="pct" w:w="32%"/>
+            <w:tcW w:type="dxa" w:w="3122"/>
             <w:tcMar>
               <w:top w:type="dxa" w:w="30"/>
               <w:left w:type="dxa" w:w="70"/>
@@ -8284,7 +8292,7 @@
         </w:tc>
         <w:tc>
           <w:tcPr>
-            <w:tcW w:type="pct" w:w="10%"/>
+            <w:tcW w:type="dxa" w:w="976"/>
             <w:tcMar>
               <w:top w:type="dxa" w:w="30"/>
               <w:left w:type="dxa" w:w="70"/>
@@ -8308,7 +8316,7 @@
         </w:tc>
         <w:tc>
           <w:tcPr>
-            <w:tcW w:type="pct" w:w="9%"/>
+            <w:tcW w:type="dxa" w:w="878"/>
             <w:tcMar>
               <w:top w:type="dxa" w:w="30"/>
               <w:left w:type="dxa" w:w="70"/>
@@ -8332,7 +8340,7 @@
         </w:tc>
         <w:tc>
           <w:tcPr>
-            <w:tcW w:type="pct" w:w="27%"/>
+            <w:tcW w:type="dxa" w:w="2634"/>
             <w:tcMar>
               <w:top w:type="dxa" w:w="30"/>
               <w:left w:type="dxa" w:w="70"/>
@@ -8361,7 +8369,7 @@
         </w:trPr>
         <w:tc>
           <w:tcPr>
-            <w:tcW w:type="pct" w:w="22%"/>
+            <w:tcW w:type="dxa" w:w="2146"/>
             <w:tcMar>
               <w:top w:type="dxa" w:w="30"/>
               <w:left w:type="dxa" w:w="70"/>
@@ -8385,7 +8393,7 @@
         </w:tc>
         <w:tc>
           <w:tcPr>
-            <w:tcW w:type="pct" w:w="32%"/>
+            <w:tcW w:type="dxa" w:w="3122"/>
             <w:tcMar>
               <w:top w:type="dxa" w:w="30"/>
               <w:left w:type="dxa" w:w="70"/>
@@ -8409,7 +8417,7 @@
         </w:tc>
         <w:tc>
           <w:tcPr>
-            <w:tcW w:type="pct" w:w="10%"/>
+            <w:tcW w:type="dxa" w:w="976"/>
             <w:tcMar>
               <w:top w:type="dxa" w:w="30"/>
               <w:left w:type="dxa" w:w="70"/>
@@ -8433,7 +8441,7 @@
         </w:tc>
         <w:tc>
           <w:tcPr>
-            <w:tcW w:type="pct" w:w="9%"/>
+            <w:tcW w:type="dxa" w:w="878"/>
             <w:tcMar>
               <w:top w:type="dxa" w:w="30"/>
               <w:left w:type="dxa" w:w="70"/>
@@ -8457,7 +8465,7 @@
         </w:tc>
         <w:tc>
           <w:tcPr>
-            <w:tcW w:type="pct" w:w="27%"/>
+            <w:tcW w:type="dxa" w:w="2634"/>
             <w:tcMar>
               <w:top w:type="dxa" w:w="30"/>
               <w:left w:type="dxa" w:w="70"/>

--- a/exemplo/relatorio-luminotecnico-residencia-unifamiliar-exemplo-r00.docx
+++ b/exemplo/relatorio-luminotecnico-residencia-unifamiliar-exemplo-r00.docx
@@ -46,7 +46,7 @@
                 <w:szCs w:val="16"/>
                 <w:rFonts w:ascii="Calibri" w:cs="Calibri" w:eastAsia="Calibri" w:hAnsi="Calibri"/>
               </w:rPr>
-              <w:t xml:space="preserve">ABNT NBR ISO/CIE 8995-1:2013 — ILUMINAÇÃO DE AMBIENTES DE TRABALHO — PARTE 1: INTERIOR</w:t>
+              <w:t xml:space="preserve">ABNT NBR ISO/CIE 8995-1:2013 — INTERIORES · NBR 5101 · EN 12464-2 — EXTERIORES</w:t>
             </w:r>
           </w:p>
           <w:p>
@@ -75,7 +75,7 @@
                 <w:szCs w:val="19"/>
                 <w:rFonts w:ascii="Calibri" w:cs="Calibri" w:eastAsia="Calibri" w:hAnsi="Calibri"/>
               </w:rPr>
-              <w:t xml:space="preserve">Iluminação geral de 4 ambientes — método dos lúmens com verificação ponto a ponto</w:t>
+              <w:t xml:space="preserve">Iluminação de 4 ambientes internos e 1 área externa — método dos lúmens com verificação ponto a ponto</w:t>
             </w:r>
           </w:p>
         </w:tc>
@@ -483,7 +483,7 @@
                 <w:szCs w:val="19"/>
                 <w:rFonts w:ascii="Calibri" w:cs="Calibri" w:eastAsia="Calibri" w:hAnsi="Calibri"/>
               </w:rPr>
-              <w:t xml:space="preserve">20/10/2026 — R00</w:t>
+              <w:t xml:space="preserve">26/10/2026 — R00</w:t>
             </w:r>
           </w:p>
         </w:tc>
@@ -525,7 +525,20 @@
           <w:szCs w:val="20"/>
           <w:rFonts w:ascii="Calibri" w:cs="Calibri" w:eastAsia="Calibri" w:hAnsi="Calibri"/>
         </w:rPr>
-        <w:t xml:space="preserve">Este relatório apresenta o cálculo da iluminação geral dos 4 ambientes da obra acima identificada: quantidade e disposição das luminárias, iluminância média mantida, uniformidade, potência instalada e verificação dos requisitos da ABNT NBR ISO/CIE 8995-1:2013 (iluminância mantida, uniformidade, reprodução de cor e limite de ofuscamento). As plantas indicam a locação das luminárias com cotas e a distribuição de iluminância no plano de trabalho.</w:t>
+        <w:t xml:space="preserve">Este relatório apresenta o cálculo da iluminação geral dos 4 ambientes internos da obra acima identificada: quantidade e disposição das luminárias, iluminância média mantida, uniformidade, potência instalada e verificação dos requisitos da ABNT NBR ISO/CIE 8995-1:2013 (iluminância mantida, uniformidade, reprodução de cor e limite de ofuscamento). As plantas indicam a locação das luminárias com cotas e a distribuição de iluminância no plano de trabalho.</w:t>
+      </w:r>
+    </w:p>
+    <w:p>
+      <w:pPr>
+        <w:spacing w:after="100" w:before="0"/>
+      </w:pPr>
+      <w:r>
+        <w:rPr>
+          <w:sz w:val="20"/>
+          <w:szCs w:val="20"/>
+          <w:rFonts w:ascii="Calibri" w:cs="Calibri" w:eastAsia="Calibri" w:hAnsi="Calibri"/>
+        </w:rPr>
+        <w:t xml:space="preserve">Apresenta também a iluminação de 1 área externa (pátios, estacionamentos, vias internas ou quadras) com projetores ou luminárias em postes: número de projetores pelo método dos lúmens e verificação da iluminância média e da uniformidade pelo método ponto a ponto, segundo os níveis da ABNT NBR 5101 e da EN 12464-2.</w:t>
       </w:r>
     </w:p>
     <w:p>
@@ -636,6 +649,78 @@
           <w:szCs w:val="19"/>
           <w:rFonts w:ascii="Calibri" w:cs="Calibri" w:eastAsia="Calibri" w:hAnsi="Calibri"/>
         </w:rPr>
+        <w:t xml:space="preserve">ABNT NBR 5101 — Iluminação pública e viária (classes de iluminação; valores por iluminância da edição 2018).</w:t>
+      </w:r>
+    </w:p>
+    <w:p>
+      <w:pPr>
+        <w:pStyle w:val="ListParagraph"/>
+        <w:numPr>
+          <w:ilvl w:val="0"/>
+          <w:numId w:val="1"/>
+        </w:numPr>
+        <w:spacing w:after="40"/>
+      </w:pPr>
+      <w:r>
+        <w:rPr>
+          <w:sz w:val="19"/>
+          <w:szCs w:val="19"/>
+          <w:rFonts w:ascii="Calibri" w:cs="Calibri" w:eastAsia="Calibri" w:hAnsi="Calibri"/>
+        </w:rPr>
+        <w:t xml:space="preserve">EN 12464-2:2024 / CIE S 015 — Iluminação de locais de trabalho externos.</w:t>
+      </w:r>
+    </w:p>
+    <w:p>
+      <w:pPr>
+        <w:pStyle w:val="ListParagraph"/>
+        <w:numPr>
+          <w:ilvl w:val="0"/>
+          <w:numId w:val="1"/>
+        </w:numPr>
+        <w:spacing w:after="40"/>
+      </w:pPr>
+      <w:r>
+        <w:rPr>
+          <w:sz w:val="19"/>
+          <w:szCs w:val="19"/>
+          <w:rFonts w:ascii="Calibri" w:cs="Calibri" w:eastAsia="Calibri" w:hAnsi="Calibri"/>
+        </w:rPr>
+        <w:t xml:space="preserve">EN 12193 — Iluminação de instalações esportivas (quando aplicável).</w:t>
+      </w:r>
+    </w:p>
+    <w:p>
+      <w:pPr>
+        <w:pStyle w:val="ListParagraph"/>
+        <w:numPr>
+          <w:ilvl w:val="0"/>
+          <w:numId w:val="1"/>
+        </w:numPr>
+        <w:spacing w:after="40"/>
+      </w:pPr>
+      <w:r>
+        <w:rPr>
+          <w:sz w:val="19"/>
+          <w:szCs w:val="19"/>
+          <w:rFonts w:ascii="Calibri" w:cs="Calibri" w:eastAsia="Calibri" w:hAnsi="Calibri"/>
+        </w:rPr>
+        <w:t xml:space="preserve">MAMEDE FILHO, J. Instalações Elétricas Industriais. Rio de Janeiro: LTC — iluminação de exteriores (métodos dos lúmens e ponto a ponto).</w:t>
+      </w:r>
+    </w:p>
+    <w:p>
+      <w:pPr>
+        <w:pStyle w:val="ListParagraph"/>
+        <w:numPr>
+          <w:ilvl w:val="0"/>
+          <w:numId w:val="1"/>
+        </w:numPr>
+        <w:spacing w:after="40"/>
+      </w:pPr>
+      <w:r>
+        <w:rPr>
+          <w:sz w:val="19"/>
+          <w:szCs w:val="19"/>
+          <w:rFonts w:ascii="Calibri" w:cs="Calibri" w:eastAsia="Calibri" w:hAnsi="Calibri"/>
+        </w:rPr>
         <w:t xml:space="preserve">Catálogos e fichas técnicas dos fabricantes das luminárias e lâmpadas indicadas.</w:t>
       </w:r>
     </w:p>
@@ -846,6 +931,140 @@
           <w:rFonts w:ascii="Calibri" w:cs="Calibri" w:eastAsia="Calibri" w:hAnsi="Calibri"/>
         </w:rPr>
         <w:t xml:space="preserve">O índice de ofuscamento unificado (UGR) depende da fotometria e não é calculado neste relatório; deve ser confirmado pela tabela UGR do fabricante.</w:t>
+      </w:r>
+    </w:p>
+    <w:p>
+      <w:pPr>
+        <w:keepNext/>
+        <w:spacing w:after="60" w:before="140"/>
+      </w:pPr>
+      <w:r>
+        <w:rPr>
+          <w:b/>
+          <w:bCs/>
+          <w:sz w:val="20"/>
+          <w:szCs w:val="20"/>
+          <w:rFonts w:ascii="Calibri" w:cs="Calibri" w:eastAsia="Calibri" w:hAnsi="Calibri"/>
+        </w:rPr>
+        <w:t xml:space="preserve">3.1 Iluminação de exteriores</w:t>
+      </w:r>
+    </w:p>
+    <w:p>
+      <w:pPr>
+        <w:keepNext/>
+        <w:shd w:fill="F2F5F7" w:color="auto" w:val="clear"/>
+        <w:spacing w:before="60" w:after="0"/>
+        <w:ind w:left="120" w:right="120"/>
+      </w:pPr>
+      <w:r>
+        <w:rPr>
+          <w:sz w:val="17"/>
+          <w:szCs w:val="17"/>
+          <w:rFonts w:ascii="Consolas" w:cs="Consolas" w:eastAsia="Consolas" w:hAnsi="Consolas"/>
+        </w:rPr>
+        <w:t xml:space="preserve">Método dos lúmens (fluxo):  N = Eméd × S / (Φ × Fu × Fd)          Eméd = N × Φ × Fu × Fd / S</w:t>
+      </w:r>
+    </w:p>
+    <w:p>
+      <w:pPr>
+        <w:keepNext/>
+        <w:shd w:fill="F2F5F7" w:color="auto" w:val="clear"/>
+        <w:spacing w:before="0" w:after="0"/>
+        <w:ind w:left="120" w:right="120"/>
+      </w:pPr>
+      <w:r>
+        <w:rPr>
+          <w:sz w:val="17"/>
+          <w:szCs w:val="17"/>
+          <w:rFonts w:ascii="Consolas" w:cs="Consolas" w:eastAsia="Consolas" w:hAnsi="Consolas"/>
+        </w:rPr>
+        <w:t xml:space="preserve">Método ponto a ponto:  E(P) = Σ I(θ) × cos γ / d² = Σ I(θ) × h / d³;   I(θ) = I0 × cosᵐθ;   I0 = Φ × (m + 1) / 2π</w:t>
+      </w:r>
+    </w:p>
+    <w:p>
+      <w:pPr>
+        <w:keepNext/>
+        <w:shd w:fill="F2F5F7" w:color="auto" w:val="clear"/>
+        <w:spacing w:before="0" w:after="0"/>
+        <w:ind w:left="120" w:right="120"/>
+      </w:pPr>
+      <w:r>
+        <w:rPr>
+          <w:sz w:val="17"/>
+          <w:szCs w:val="17"/>
+          <w:rFonts w:ascii="Consolas" w:cs="Consolas" w:eastAsia="Consolas" w:hAnsi="Consolas"/>
+        </w:rPr>
+        <w:t xml:space="preserve">m = ln 0,5 / ln cos(β/2)   (β = abertura do facho);   θ = ângulo entre o raio e o eixo de mira do projetor</w:t>
+      </w:r>
+    </w:p>
+    <w:p>
+      <w:pPr>
+        <w:keepNext w:val="false"/>
+        <w:shd w:fill="F2F5F7" w:color="auto" w:val="clear"/>
+        <w:spacing w:before="0" w:after="120"/>
+        <w:ind w:left="120" w:right="120"/>
+      </w:pPr>
+      <w:r>
+        <w:rPr>
+          <w:sz w:val="17"/>
+          <w:szCs w:val="17"/>
+          <w:rFonts w:ascii="Consolas" w:cs="Consolas" w:eastAsia="Consolas" w:hAnsi="Consolas"/>
+        </w:rPr>
+        <w:t xml:space="preserve">U0 = Emín / Eméd;   Fu efetivo = Eméd,pp × S / (N × Φ × Fd);   malha de cálculo com passo p = 0,2 × 5^log₁₀(d)</w:t>
+      </w:r>
+    </w:p>
+    <w:p>
+      <w:pPr>
+        <w:pStyle w:val="ListParagraph"/>
+        <w:numPr>
+          <w:ilvl w:val="0"/>
+          <w:numId w:val="1"/>
+        </w:numPr>
+        <w:spacing w:after="40"/>
+      </w:pPr>
+      <w:r>
+        <w:rPr>
+          <w:sz w:val="19"/>
+          <w:szCs w:val="19"/>
+          <w:rFonts w:ascii="Calibri" w:cs="Calibri" w:eastAsia="Calibri" w:hAnsi="Calibri"/>
+        </w:rPr>
+        <w:t xml:space="preserve">Níveis de iluminância média e uniformidade (Emín/Eméd) conforme a ABNT NBR 5101 para vias públicas e a EN 12464-2 para locais de trabalho e estacionamentos externos, ou o valor indicado pelo projetista.</w:t>
+      </w:r>
+    </w:p>
+    <w:p>
+      <w:pPr>
+        <w:pStyle w:val="ListParagraph"/>
+        <w:numPr>
+          <w:ilvl w:val="0"/>
+          <w:numId w:val="1"/>
+        </w:numPr>
+        <w:spacing w:after="40"/>
+      </w:pPr>
+      <w:r>
+        <w:rPr>
+          <w:sz w:val="19"/>
+          <w:szCs w:val="19"/>
+          <w:rFonts w:ascii="Calibri" w:cs="Calibri" w:eastAsia="Calibri" w:hAnsi="Calibri"/>
+        </w:rPr>
+        <w:t xml:space="preserve">O número de projetores é obtido pelo método dos lúmens com o fator de utilização Fu (parcela do fluxo que atinge a área) e o fator de depreciação Fd; a distribuição é verificada pelo método ponto a ponto, considerando a inclinação e a direção de mira de cada projetor.</w:t>
+      </w:r>
+    </w:p>
+    <w:p>
+      <w:pPr>
+        <w:pStyle w:val="ListParagraph"/>
+        <w:numPr>
+          <w:ilvl w:val="0"/>
+          <w:numId w:val="1"/>
+        </w:numPr>
+        <w:spacing w:after="40"/>
+      </w:pPr>
+      <w:r>
+        <w:rPr>
+          <w:sz w:val="19"/>
+          <w:szCs w:val="19"/>
+          <w:rFonts w:ascii="Calibri" w:cs="Calibri" w:eastAsia="Calibri" w:hAnsi="Calibri"/>
+        </w:rPr>
+        <w:t xml:space="preserve">Distribuição de intensidade simétrica em torno do eixo de mira, obtida da abertura do facho. Para luminárias viárias assimétricas e projetos executivos, confirmar com a fotometria do fabricante (arquivo IES ou LDT) em software de cálculo.</w:t>
       </w:r>
     </w:p>
     <w:p>
@@ -8075,7 +8294,1034 @@
           <w:szCs w:val="26"/>
           <w:rFonts w:ascii="Calibri" w:cs="Calibri" w:eastAsia="Calibri" w:hAnsi="Calibri"/>
         </w:rPr>
-        <w:t xml:space="preserve">7. POTÊNCIA DE ILUMINAÇÃO POR CIRCUITO</w:t>
+        <w:t xml:space="preserve">7. ILUMINAÇÃO DE EXTERIORES</w:t>
+      </w:r>
+    </w:p>
+    <w:tbl>
+      <w:tblPr>
+        <w:tblW w:type="pct" w:w="100%"/>
+        <w:tblBorders>
+          <w:top w:val="single" w:color="auto" w:sz="4"/>
+          <w:left w:val="single" w:color="auto" w:sz="4"/>
+          <w:bottom w:val="single" w:color="auto" w:sz="4"/>
+          <w:right w:val="single" w:color="auto" w:sz="4"/>
+          <w:insideH w:val="single" w:color="auto" w:sz="4"/>
+          <w:insideV w:val="single" w:color="auto" w:sz="4"/>
+        </w:tblBorders>
+        <w:tblLayout w:type="fixed"/>
+      </w:tblPr>
+      <w:tblGrid>
+        <w:gridCol w:w="1756"/>
+        <w:gridCol w:w="683"/>
+        <w:gridCol w:w="1171"/>
+        <w:gridCol w:w="1854"/>
+        <w:gridCol w:w="390"/>
+        <w:gridCol w:w="585"/>
+        <w:gridCol w:w="780"/>
+        <w:gridCol w:w="585"/>
+        <w:gridCol w:w="683"/>
+        <w:gridCol w:w="1268"/>
+      </w:tblGrid>
+      <w:tr>
+        <w:trPr>
+          <w:tblHeader/>
+        </w:trPr>
+        <w:tc>
+          <w:tcPr>
+            <w:tcW w:type="dxa" w:w="1756"/>
+            <w:shd w:fill="E7EDF1" w:color="auto" w:val="clear"/>
+            <w:tcMar>
+              <w:top w:type="dxa" w:w="30"/>
+              <w:left w:type="dxa" w:w="70"/>
+              <w:bottom w:type="dxa" w:w="30"/>
+              <w:right w:type="dxa" w:w="70"/>
+            </w:tcMar>
+          </w:tcPr>
+          <w:p>
+            <w:pPr>
+              <w:jc w:val="left"/>
+            </w:pPr>
+            <w:r>
+              <w:rPr>
+                <w:b/>
+                <w:bCs/>
+                <w:sz w:val="15"/>
+                <w:szCs w:val="15"/>
+                <w:rFonts w:ascii="Calibri" w:cs="Calibri" w:eastAsia="Calibri" w:hAnsi="Calibri"/>
+              </w:rPr>
+              <w:t xml:space="preserve">Área</w:t>
+            </w:r>
+          </w:p>
+        </w:tc>
+        <w:tc>
+          <w:tcPr>
+            <w:tcW w:type="dxa" w:w="683"/>
+            <w:shd w:fill="E7EDF1" w:color="auto" w:val="clear"/>
+            <w:tcMar>
+              <w:top w:type="dxa" w:w="30"/>
+              <w:left w:type="dxa" w:w="70"/>
+              <w:bottom w:type="dxa" w:w="30"/>
+              <w:right w:type="dxa" w:w="70"/>
+            </w:tcMar>
+          </w:tcPr>
+          <w:p>
+            <w:pPr>
+              <w:jc w:val="right"/>
+            </w:pPr>
+            <w:r>
+              <w:rPr>
+                <w:b/>
+                <w:bCs/>
+                <w:sz w:val="15"/>
+                <w:szCs w:val="15"/>
+                <w:rFonts w:ascii="Calibri" w:cs="Calibri" w:eastAsia="Calibri" w:hAnsi="Calibri"/>
+              </w:rPr>
+              <w:t xml:space="preserve">S (m²)</w:t>
+            </w:r>
+          </w:p>
+        </w:tc>
+        <w:tc>
+          <w:tcPr>
+            <w:tcW w:type="dxa" w:w="1171"/>
+            <w:shd w:fill="E7EDF1" w:color="auto" w:val="clear"/>
+            <w:tcMar>
+              <w:top w:type="dxa" w:w="30"/>
+              <w:left w:type="dxa" w:w="70"/>
+              <w:bottom w:type="dxa" w:w="30"/>
+              <w:right w:type="dxa" w:w="70"/>
+            </w:tcMar>
+          </w:tcPr>
+          <w:p>
+            <w:pPr>
+              <w:jc w:val="left"/>
+            </w:pPr>
+            <w:r>
+              <w:rPr>
+                <w:b/>
+                <w:bCs/>
+                <w:sz w:val="15"/>
+                <w:szCs w:val="15"/>
+                <w:rFonts w:ascii="Calibri" w:cs="Calibri" w:eastAsia="Calibri" w:hAnsi="Calibri"/>
+              </w:rPr>
+              <w:t xml:space="preserve">Exigido</w:t>
+            </w:r>
+          </w:p>
+        </w:tc>
+        <w:tc>
+          <w:tcPr>
+            <w:tcW w:type="dxa" w:w="1854"/>
+            <w:shd w:fill="E7EDF1" w:color="auto" w:val="clear"/>
+            <w:tcMar>
+              <w:top w:type="dxa" w:w="30"/>
+              <w:left w:type="dxa" w:w="70"/>
+              <w:bottom w:type="dxa" w:w="30"/>
+              <w:right w:type="dxa" w:w="70"/>
+            </w:tcMar>
+          </w:tcPr>
+          <w:p>
+            <w:pPr>
+              <w:jc w:val="left"/>
+            </w:pPr>
+            <w:r>
+              <w:rPr>
+                <w:b/>
+                <w:bCs/>
+                <w:sz w:val="15"/>
+                <w:szCs w:val="15"/>
+                <w:rFonts w:ascii="Calibri" w:cs="Calibri" w:eastAsia="Calibri" w:hAnsi="Calibri"/>
+              </w:rPr>
+              <w:t xml:space="preserve">Projetor</w:t>
+            </w:r>
+          </w:p>
+        </w:tc>
+        <w:tc>
+          <w:tcPr>
+            <w:tcW w:type="dxa" w:w="390"/>
+            <w:shd w:fill="E7EDF1" w:color="auto" w:val="clear"/>
+            <w:tcMar>
+              <w:top w:type="dxa" w:w="30"/>
+              <w:left w:type="dxa" w:w="70"/>
+              <w:bottom w:type="dxa" w:w="30"/>
+              <w:right w:type="dxa" w:w="70"/>
+            </w:tcMar>
+          </w:tcPr>
+          <w:p>
+            <w:pPr>
+              <w:jc w:val="right"/>
+            </w:pPr>
+            <w:r>
+              <w:rPr>
+                <w:b/>
+                <w:bCs/>
+                <w:sz w:val="15"/>
+                <w:szCs w:val="15"/>
+                <w:rFonts w:ascii="Calibri" w:cs="Calibri" w:eastAsia="Calibri" w:hAnsi="Calibri"/>
+              </w:rPr>
+              <w:t xml:space="preserve">N</w:t>
+            </w:r>
+          </w:p>
+        </w:tc>
+        <w:tc>
+          <w:tcPr>
+            <w:tcW w:type="dxa" w:w="585"/>
+            <w:shd w:fill="E7EDF1" w:color="auto" w:val="clear"/>
+            <w:tcMar>
+              <w:top w:type="dxa" w:w="30"/>
+              <w:left w:type="dxa" w:w="70"/>
+              <w:bottom w:type="dxa" w:w="30"/>
+              <w:right w:type="dxa" w:w="70"/>
+            </w:tcMar>
+          </w:tcPr>
+          <w:p>
+            <w:pPr>
+              <w:jc w:val="right"/>
+            </w:pPr>
+            <w:r>
+              <w:rPr>
+                <w:b/>
+                <w:bCs/>
+                <w:sz w:val="15"/>
+                <w:szCs w:val="15"/>
+                <w:rFonts w:ascii="Calibri" w:cs="Calibri" w:eastAsia="Calibri" w:hAnsi="Calibri"/>
+              </w:rPr>
+              <w:t xml:space="preserve">h (m)</w:t>
+            </w:r>
+          </w:p>
+        </w:tc>
+        <w:tc>
+          <w:tcPr>
+            <w:tcW w:type="dxa" w:w="780"/>
+            <w:shd w:fill="E7EDF1" w:color="auto" w:val="clear"/>
+            <w:tcMar>
+              <w:top w:type="dxa" w:w="30"/>
+              <w:left w:type="dxa" w:w="70"/>
+              <w:bottom w:type="dxa" w:w="30"/>
+              <w:right w:type="dxa" w:w="70"/>
+            </w:tcMar>
+          </w:tcPr>
+          <w:p>
+            <w:pPr>
+              <w:jc w:val="right"/>
+            </w:pPr>
+            <w:r>
+              <w:rPr>
+                <w:b/>
+                <w:bCs/>
+                <w:sz w:val="15"/>
+                <w:szCs w:val="15"/>
+                <w:rFonts w:ascii="Calibri" w:cs="Calibri" w:eastAsia="Calibri" w:hAnsi="Calibri"/>
+              </w:rPr>
+              <w:t xml:space="preserve">Eméd (lx)</w:t>
+            </w:r>
+          </w:p>
+        </w:tc>
+        <w:tc>
+          <w:tcPr>
+            <w:tcW w:type="dxa" w:w="585"/>
+            <w:shd w:fill="E7EDF1" w:color="auto" w:val="clear"/>
+            <w:tcMar>
+              <w:top w:type="dxa" w:w="30"/>
+              <w:left w:type="dxa" w:w="70"/>
+              <w:bottom w:type="dxa" w:w="30"/>
+              <w:right w:type="dxa" w:w="70"/>
+            </w:tcMar>
+          </w:tcPr>
+          <w:p>
+            <w:pPr>
+              <w:jc w:val="right"/>
+            </w:pPr>
+            <w:r>
+              <w:rPr>
+                <w:b/>
+                <w:bCs/>
+                <w:sz w:val="15"/>
+                <w:szCs w:val="15"/>
+                <w:rFonts w:ascii="Calibri" w:cs="Calibri" w:eastAsia="Calibri" w:hAnsi="Calibri"/>
+              </w:rPr>
+              <w:t xml:space="preserve">U0</w:t>
+            </w:r>
+          </w:p>
+        </w:tc>
+        <w:tc>
+          <w:tcPr>
+            <w:tcW w:type="dxa" w:w="683"/>
+            <w:shd w:fill="E7EDF1" w:color="auto" w:val="clear"/>
+            <w:tcMar>
+              <w:top w:type="dxa" w:w="30"/>
+              <w:left w:type="dxa" w:w="70"/>
+              <w:bottom w:type="dxa" w:w="30"/>
+              <w:right w:type="dxa" w:w="70"/>
+            </w:tcMar>
+          </w:tcPr>
+          <w:p>
+            <w:pPr>
+              <w:jc w:val="right"/>
+            </w:pPr>
+            <w:r>
+              <w:rPr>
+                <w:b/>
+                <w:bCs/>
+                <w:sz w:val="15"/>
+                <w:szCs w:val="15"/>
+                <w:rFonts w:ascii="Calibri" w:cs="Calibri" w:eastAsia="Calibri" w:hAnsi="Calibri"/>
+              </w:rPr>
+              <w:t xml:space="preserve">P (W)</w:t>
+            </w:r>
+          </w:p>
+        </w:tc>
+        <w:tc>
+          <w:tcPr>
+            <w:tcW w:type="dxa" w:w="1268"/>
+            <w:shd w:fill="E7EDF1" w:color="auto" w:val="clear"/>
+            <w:tcMar>
+              <w:top w:type="dxa" w:w="30"/>
+              <w:left w:type="dxa" w:w="70"/>
+              <w:bottom w:type="dxa" w:w="30"/>
+              <w:right w:type="dxa" w:w="70"/>
+            </w:tcMar>
+          </w:tcPr>
+          <w:p>
+            <w:pPr>
+              <w:jc w:val="left"/>
+            </w:pPr>
+            <w:r>
+              <w:rPr>
+                <w:b/>
+                <w:bCs/>
+                <w:sz w:val="15"/>
+                <w:szCs w:val="15"/>
+                <w:rFonts w:ascii="Calibri" w:cs="Calibri" w:eastAsia="Calibri" w:hAnsi="Calibri"/>
+              </w:rPr>
+              <w:t xml:space="preserve">Situação</w:t>
+            </w:r>
+          </w:p>
+        </w:tc>
+      </w:tr>
+      <w:tr>
+        <w:trPr>
+          <w:cantSplit/>
+        </w:trPr>
+        <w:tc>
+          <w:tcPr>
+            <w:tcW w:type="dxa" w:w="1756"/>
+            <w:tcMar>
+              <w:top w:type="dxa" w:w="30"/>
+              <w:left w:type="dxa" w:w="70"/>
+              <w:bottom w:type="dxa" w:w="30"/>
+              <w:right w:type="dxa" w:w="70"/>
+            </w:tcMar>
+          </w:tcPr>
+          <w:p>
+            <w:pPr>
+              <w:jc w:val="left"/>
+            </w:pPr>
+            <w:r>
+              <w:rPr>
+                <w:sz w:val="15"/>
+                <w:szCs w:val="15"/>
+                <w:rFonts w:ascii="Calibri" w:cs="Calibri" w:eastAsia="Calibri" w:hAnsi="Calibri"/>
+              </w:rPr>
+              <w:t xml:space="preserve">Estacionamento externo</w:t>
+            </w:r>
+          </w:p>
+        </w:tc>
+        <w:tc>
+          <w:tcPr>
+            <w:tcW w:type="dxa" w:w="683"/>
+            <w:tcMar>
+              <w:top w:type="dxa" w:w="30"/>
+              <w:left w:type="dxa" w:w="70"/>
+              <w:bottom w:type="dxa" w:w="30"/>
+              <w:right w:type="dxa" w:w="70"/>
+            </w:tcMar>
+          </w:tcPr>
+          <w:p>
+            <w:pPr>
+              <w:jc w:val="right"/>
+            </w:pPr>
+            <w:r>
+              <w:rPr>
+                <w:sz w:val="15"/>
+                <w:szCs w:val="15"/>
+                <w:rFonts w:ascii="Calibri" w:cs="Calibri" w:eastAsia="Calibri" w:hAnsi="Calibri"/>
+              </w:rPr>
+              <w:t xml:space="preserve">540</w:t>
+            </w:r>
+          </w:p>
+        </w:tc>
+        <w:tc>
+          <w:tcPr>
+            <w:tcW w:type="dxa" w:w="1171"/>
+            <w:tcMar>
+              <w:top w:type="dxa" w:w="30"/>
+              <w:left w:type="dxa" w:w="70"/>
+              <w:bottom w:type="dxa" w:w="30"/>
+              <w:right w:type="dxa" w:w="70"/>
+            </w:tcMar>
+          </w:tcPr>
+          <w:p>
+            <w:pPr>
+              <w:jc w:val="left"/>
+            </w:pPr>
+            <w:r>
+              <w:rPr>
+                <w:sz w:val="15"/>
+                <w:szCs w:val="15"/>
+                <w:rFonts w:ascii="Calibri" w:cs="Calibri" w:eastAsia="Calibri" w:hAnsi="Calibri"/>
+              </w:rPr>
+              <w:t xml:space="preserve">10 lx / 0,25</w:t>
+            </w:r>
+          </w:p>
+        </w:tc>
+        <w:tc>
+          <w:tcPr>
+            <w:tcW w:type="dxa" w:w="1854"/>
+            <w:tcMar>
+              <w:top w:type="dxa" w:w="30"/>
+              <w:left w:type="dxa" w:w="70"/>
+              <w:bottom w:type="dxa" w:w="30"/>
+              <w:right w:type="dxa" w:w="70"/>
+            </w:tcMar>
+          </w:tcPr>
+          <w:p>
+            <w:pPr>
+              <w:jc w:val="left"/>
+            </w:pPr>
+            <w:r>
+              <w:rPr>
+                <w:sz w:val="15"/>
+                <w:szCs w:val="15"/>
+                <w:rFonts w:ascii="Calibri" w:cs="Calibri" w:eastAsia="Calibri" w:hAnsi="Calibri"/>
+              </w:rPr>
+              <w:t xml:space="preserve">Refletor LED 50 W</w:t>
+            </w:r>
+          </w:p>
+        </w:tc>
+        <w:tc>
+          <w:tcPr>
+            <w:tcW w:type="dxa" w:w="390"/>
+            <w:tcMar>
+              <w:top w:type="dxa" w:w="30"/>
+              <w:left w:type="dxa" w:w="70"/>
+              <w:bottom w:type="dxa" w:w="30"/>
+              <w:right w:type="dxa" w:w="70"/>
+            </w:tcMar>
+          </w:tcPr>
+          <w:p>
+            <w:pPr>
+              <w:jc w:val="right"/>
+            </w:pPr>
+            <w:r>
+              <w:rPr>
+                <w:sz w:val="15"/>
+                <w:szCs w:val="15"/>
+                <w:rFonts w:ascii="Calibri" w:cs="Calibri" w:eastAsia="Calibri" w:hAnsi="Calibri"/>
+              </w:rPr>
+              <w:t xml:space="preserve">4</w:t>
+            </w:r>
+          </w:p>
+        </w:tc>
+        <w:tc>
+          <w:tcPr>
+            <w:tcW w:type="dxa" w:w="585"/>
+            <w:tcMar>
+              <w:top w:type="dxa" w:w="30"/>
+              <w:left w:type="dxa" w:w="70"/>
+              <w:bottom w:type="dxa" w:w="30"/>
+              <w:right w:type="dxa" w:w="70"/>
+            </w:tcMar>
+          </w:tcPr>
+          <w:p>
+            <w:pPr>
+              <w:jc w:val="right"/>
+            </w:pPr>
+            <w:r>
+              <w:rPr>
+                <w:sz w:val="15"/>
+                <w:szCs w:val="15"/>
+                <w:rFonts w:ascii="Calibri" w:cs="Calibri" w:eastAsia="Calibri" w:hAnsi="Calibri"/>
+              </w:rPr>
+              <w:t xml:space="preserve">7,0</w:t>
+            </w:r>
+          </w:p>
+        </w:tc>
+        <w:tc>
+          <w:tcPr>
+            <w:tcW w:type="dxa" w:w="780"/>
+            <w:tcMar>
+              <w:top w:type="dxa" w:w="30"/>
+              <w:left w:type="dxa" w:w="70"/>
+              <w:bottom w:type="dxa" w:w="30"/>
+              <w:right w:type="dxa" w:w="70"/>
+            </w:tcMar>
+          </w:tcPr>
+          <w:p>
+            <w:pPr>
+              <w:jc w:val="right"/>
+            </w:pPr>
+            <w:r>
+              <w:rPr>
+                <w:sz w:val="15"/>
+                <w:szCs w:val="15"/>
+                <w:rFonts w:ascii="Calibri" w:cs="Calibri" w:eastAsia="Calibri" w:hAnsi="Calibri"/>
+              </w:rPr>
+              <w:t xml:space="preserve">14</w:t>
+            </w:r>
+          </w:p>
+        </w:tc>
+        <w:tc>
+          <w:tcPr>
+            <w:tcW w:type="dxa" w:w="585"/>
+            <w:tcMar>
+              <w:top w:type="dxa" w:w="30"/>
+              <w:left w:type="dxa" w:w="70"/>
+              <w:bottom w:type="dxa" w:w="30"/>
+              <w:right w:type="dxa" w:w="70"/>
+            </w:tcMar>
+          </w:tcPr>
+          <w:p>
+            <w:pPr>
+              <w:jc w:val="right"/>
+            </w:pPr>
+            <w:r>
+              <w:rPr>
+                <w:sz w:val="15"/>
+                <w:szCs w:val="15"/>
+                <w:rFonts w:ascii="Calibri" w:cs="Calibri" w:eastAsia="Calibri" w:hAnsi="Calibri"/>
+              </w:rPr>
+              <w:t xml:space="preserve">0,51</w:t>
+            </w:r>
+          </w:p>
+        </w:tc>
+        <w:tc>
+          <w:tcPr>
+            <w:tcW w:type="dxa" w:w="683"/>
+            <w:tcMar>
+              <w:top w:type="dxa" w:w="30"/>
+              <w:left w:type="dxa" w:w="70"/>
+              <w:bottom w:type="dxa" w:w="30"/>
+              <w:right w:type="dxa" w:w="70"/>
+            </w:tcMar>
+          </w:tcPr>
+          <w:p>
+            <w:pPr>
+              <w:jc w:val="right"/>
+            </w:pPr>
+            <w:r>
+              <w:rPr>
+                <w:sz w:val="15"/>
+                <w:szCs w:val="15"/>
+                <w:rFonts w:ascii="Calibri" w:cs="Calibri" w:eastAsia="Calibri" w:hAnsi="Calibri"/>
+              </w:rPr>
+              <w:t xml:space="preserve">200</w:t>
+            </w:r>
+          </w:p>
+        </w:tc>
+        <w:tc>
+          <w:tcPr>
+            <w:tcW w:type="dxa" w:w="1268"/>
+            <w:tcMar>
+              <w:top w:type="dxa" w:w="30"/>
+              <w:left w:type="dxa" w:w="70"/>
+              <w:bottom w:type="dxa" w:w="30"/>
+              <w:right w:type="dxa" w:w="70"/>
+            </w:tcMar>
+          </w:tcPr>
+          <w:p>
+            <w:pPr>
+              <w:jc w:val="left"/>
+            </w:pPr>
+            <w:r>
+              <w:rPr>
+                <w:sz w:val="15"/>
+                <w:szCs w:val="15"/>
+                <w:rFonts w:ascii="Calibri" w:cs="Calibri" w:eastAsia="Calibri" w:hAnsi="Calibri"/>
+              </w:rPr>
+              <w:t xml:space="preserve">Atende</w:t>
+            </w:r>
+          </w:p>
+        </w:tc>
+      </w:tr>
+    </w:tbl>
+    <w:p>
+      <w:pPr>
+        <w:spacing w:after="80" w:before="0"/>
+      </w:pPr>
+    </w:p>
+    <w:p>
+      <w:pPr>
+        <w:pStyle w:val="Heading2"/>
+        <w:keepNext/>
+        <w:pBdr>
+          <w:left w:val="single" w:color="0B5A70" w:sz="18"/>
+        </w:pBdr>
+        <w:shd w:fill="E7EDF1" w:color="auto" w:val="clear"/>
+        <w:spacing w:before="280" w:after="120"/>
+      </w:pPr>
+      <w:r>
+        <w:rPr>
+          <w:b/>
+          <w:bCs/>
+          <w:color w:val="1B1F23"/>
+          <w:sz w:val="22"/>
+          <w:szCs w:val="22"/>
+          <w:rFonts w:ascii="Calibri" w:cs="Calibri" w:eastAsia="Calibri" w:hAnsi="Calibri"/>
+        </w:rPr>
+        <w:t xml:space="preserve"> 7.1 Estacionamento externo</w:t>
+      </w:r>
+    </w:p>
+    <w:tbl>
+      <w:tblPr>
+        <w:tblW w:type="pct" w:w="100%"/>
+        <w:tblBorders>
+          <w:top w:val="none" w:color="FFFFFF" w:sz="0"/>
+          <w:left w:val="none" w:color="FFFFFF" w:sz="0"/>
+          <w:bottom w:val="none" w:color="FFFFFF" w:sz="0"/>
+          <w:right w:val="none" w:color="FFFFFF" w:sz="0"/>
+          <w:insideH w:val="none" w:color="FFFFFF" w:sz="0"/>
+          <w:insideV w:val="none" w:color="FFFFFF" w:sz="0"/>
+        </w:tblBorders>
+        <w:tblLayout w:type="fixed"/>
+      </w:tblPr>
+      <w:tblGrid>
+        <w:gridCol w:w="1268"/>
+        <w:gridCol w:w="3610"/>
+        <w:gridCol w:w="1463"/>
+        <w:gridCol w:w="3415"/>
+      </w:tblGrid>
+      <w:tr>
+        <w:tc>
+          <w:tcPr>
+            <w:tcW w:type="dxa" w:w="1268"/>
+            <w:tcBorders>
+              <w:top w:val="none" w:color="FFFFFF" w:sz="0"/>
+              <w:left w:val="none" w:color="FFFFFF" w:sz="0"/>
+              <w:bottom w:val="none" w:color="FFFFFF" w:sz="0"/>
+              <w:right w:val="none" w:color="FFFFFF" w:sz="0"/>
+            </w:tcBorders>
+            <w:tcMar>
+              <w:top w:type="dxa" w:w="30"/>
+              <w:left w:type="dxa" w:w="70"/>
+              <w:bottom w:type="dxa" w:w="30"/>
+              <w:right w:type="dxa" w:w="70"/>
+            </w:tcMar>
+          </w:tcPr>
+          <w:p>
+            <w:pPr>
+              <w:jc w:val="left"/>
+            </w:pPr>
+            <w:r>
+              <w:rPr>
+                <w:b/>
+                <w:bCs/>
+                <w:color w:val="56606A"/>
+                <w:sz w:val="17"/>
+                <w:szCs w:val="17"/>
+                <w:rFonts w:ascii="Calibri" w:cs="Calibri" w:eastAsia="Calibri" w:hAnsi="Calibri"/>
+              </w:rPr>
+              <w:t xml:space="preserve">Área</w:t>
+            </w:r>
+          </w:p>
+        </w:tc>
+        <w:tc>
+          <w:tcPr>
+            <w:tcW w:type="dxa" w:w="3610"/>
+            <w:tcBorders>
+              <w:top w:val="none" w:color="FFFFFF" w:sz="0"/>
+              <w:left w:val="none" w:color="FFFFFF" w:sz="0"/>
+              <w:bottom w:val="none" w:color="FFFFFF" w:sz="0"/>
+              <w:right w:val="none" w:color="FFFFFF" w:sz="0"/>
+            </w:tcBorders>
+            <w:tcMar>
+              <w:top w:type="dxa" w:w="30"/>
+              <w:left w:type="dxa" w:w="70"/>
+              <w:bottom w:type="dxa" w:w="30"/>
+              <w:right w:type="dxa" w:w="70"/>
+            </w:tcMar>
+          </w:tcPr>
+          <w:p>
+            <w:pPr>
+              <w:jc w:val="left"/>
+            </w:pPr>
+            <w:r>
+              <w:rPr>
+                <w:sz w:val="17"/>
+                <w:szCs w:val="17"/>
+                <w:rFonts w:ascii="Calibri" w:cs="Calibri" w:eastAsia="Calibri" w:hAnsi="Calibri"/>
+              </w:rPr>
+              <w:t xml:space="preserve">30,0 × 18,0 m = 540 m²</w:t>
+            </w:r>
+          </w:p>
+        </w:tc>
+        <w:tc>
+          <w:tcPr>
+            <w:tcW w:type="dxa" w:w="1463"/>
+            <w:tcBorders>
+              <w:top w:val="none" w:color="FFFFFF" w:sz="0"/>
+              <w:left w:val="none" w:color="FFFFFF" w:sz="0"/>
+              <w:bottom w:val="none" w:color="FFFFFF" w:sz="0"/>
+              <w:right w:val="none" w:color="FFFFFF" w:sz="0"/>
+            </w:tcBorders>
+            <w:tcMar>
+              <w:top w:type="dxa" w:w="30"/>
+              <w:left w:type="dxa" w:w="70"/>
+              <w:bottom w:type="dxa" w:w="30"/>
+              <w:right w:type="dxa" w:w="70"/>
+            </w:tcMar>
+          </w:tcPr>
+          <w:p>
+            <w:pPr>
+              <w:jc w:val="left"/>
+            </w:pPr>
+            <w:r>
+              <w:rPr>
+                <w:b/>
+                <w:bCs/>
+                <w:color w:val="56606A"/>
+                <w:sz w:val="17"/>
+                <w:szCs w:val="17"/>
+                <w:rFonts w:ascii="Calibri" w:cs="Calibri" w:eastAsia="Calibri" w:hAnsi="Calibri"/>
+              </w:rPr>
+              <w:t xml:space="preserve">Requisito</w:t>
+            </w:r>
+          </w:p>
+        </w:tc>
+        <w:tc>
+          <w:tcPr>
+            <w:tcW w:type="dxa" w:w="3415"/>
+            <w:tcBorders>
+              <w:top w:val="none" w:color="FFFFFF" w:sz="0"/>
+              <w:left w:val="none" w:color="FFFFFF" w:sz="0"/>
+              <w:bottom w:val="none" w:color="FFFFFF" w:sz="0"/>
+              <w:right w:val="none" w:color="FFFFFF" w:sz="0"/>
+            </w:tcBorders>
+            <w:tcMar>
+              <w:top w:type="dxa" w:w="30"/>
+              <w:left w:type="dxa" w:w="70"/>
+              <w:bottom w:type="dxa" w:w="30"/>
+              <w:right w:type="dxa" w:w="70"/>
+            </w:tcMar>
+          </w:tcPr>
+          <w:p>
+            <w:pPr>
+              <w:jc w:val="left"/>
+            </w:pPr>
+            <w:r>
+              <w:rPr>
+                <w:sz w:val="17"/>
+                <w:szCs w:val="17"/>
+                <w:rFonts w:ascii="Calibri" w:cs="Calibri" w:eastAsia="Calibri" w:hAnsi="Calibri"/>
+              </w:rPr>
+              <w:t xml:space="preserve">Estacionamento de tráfego médio (escritórios, shoppings) — 10 lx, U0 ≥ 0,25 (EN 12464-2)</w:t>
+            </w:r>
+          </w:p>
+        </w:tc>
+      </w:tr>
+      <w:tr>
+        <w:tc>
+          <w:tcPr>
+            <w:tcW w:type="dxa" w:w="1268"/>
+            <w:tcBorders>
+              <w:top w:val="none" w:color="FFFFFF" w:sz="0"/>
+              <w:left w:val="none" w:color="FFFFFF" w:sz="0"/>
+              <w:bottom w:val="none" w:color="FFFFFF" w:sz="0"/>
+              <w:right w:val="none" w:color="FFFFFF" w:sz="0"/>
+            </w:tcBorders>
+            <w:tcMar>
+              <w:top w:type="dxa" w:w="30"/>
+              <w:left w:type="dxa" w:w="70"/>
+              <w:bottom w:type="dxa" w:w="30"/>
+              <w:right w:type="dxa" w:w="70"/>
+            </w:tcMar>
+          </w:tcPr>
+          <w:p>
+            <w:pPr>
+              <w:jc w:val="left"/>
+            </w:pPr>
+            <w:r>
+              <w:rPr>
+                <w:b/>
+                <w:bCs/>
+                <w:color w:val="56606A"/>
+                <w:sz w:val="17"/>
+                <w:szCs w:val="17"/>
+                <w:rFonts w:ascii="Calibri" w:cs="Calibri" w:eastAsia="Calibri" w:hAnsi="Calibri"/>
+              </w:rPr>
+              <w:t xml:space="preserve">Projetor</w:t>
+            </w:r>
+          </w:p>
+        </w:tc>
+        <w:tc>
+          <w:tcPr>
+            <w:tcW w:type="dxa" w:w="3610"/>
+            <w:tcBorders>
+              <w:top w:val="none" w:color="FFFFFF" w:sz="0"/>
+              <w:left w:val="none" w:color="FFFFFF" w:sz="0"/>
+              <w:bottom w:val="none" w:color="FFFFFF" w:sz="0"/>
+              <w:right w:val="none" w:color="FFFFFF" w:sz="0"/>
+            </w:tcBorders>
+            <w:tcMar>
+              <w:top w:type="dxa" w:w="30"/>
+              <w:left w:type="dxa" w:w="70"/>
+              <w:bottom w:type="dxa" w:w="30"/>
+              <w:right w:type="dxa" w:w="70"/>
+            </w:tcMar>
+          </w:tcPr>
+          <w:p>
+            <w:pPr>
+              <w:jc w:val="left"/>
+            </w:pPr>
+            <w:r>
+              <w:rPr>
+                <w:sz w:val="17"/>
+                <w:szCs w:val="17"/>
+                <w:rFonts w:ascii="Calibri" w:cs="Calibri" w:eastAsia="Calibri" w:hAnsi="Calibri"/>
+              </w:rPr>
+              <w:t xml:space="preserve">Refletor LED 50 W — 50 W, 5.000 lm, facho 120°, IP65</w:t>
+            </w:r>
+          </w:p>
+        </w:tc>
+        <w:tc>
+          <w:tcPr>
+            <w:tcW w:type="dxa" w:w="1463"/>
+            <w:tcBorders>
+              <w:top w:val="none" w:color="FFFFFF" w:sz="0"/>
+              <w:left w:val="none" w:color="FFFFFF" w:sz="0"/>
+              <w:bottom w:val="none" w:color="FFFFFF" w:sz="0"/>
+              <w:right w:val="none" w:color="FFFFFF" w:sz="0"/>
+            </w:tcBorders>
+            <w:tcMar>
+              <w:top w:type="dxa" w:w="30"/>
+              <w:left w:type="dxa" w:w="70"/>
+              <w:bottom w:type="dxa" w:w="30"/>
+              <w:right w:type="dxa" w:w="70"/>
+            </w:tcMar>
+          </w:tcPr>
+          <w:p>
+            <w:pPr>
+              <w:jc w:val="left"/>
+            </w:pPr>
+            <w:r>
+              <w:rPr>
+                <w:b/>
+                <w:bCs/>
+                <w:color w:val="56606A"/>
+                <w:sz w:val="17"/>
+                <w:szCs w:val="17"/>
+                <w:rFonts w:ascii="Calibri" w:cs="Calibri" w:eastAsia="Calibri" w:hAnsi="Calibri"/>
+              </w:rPr>
+              <w:t xml:space="preserve">Arranjo</w:t>
+            </w:r>
+          </w:p>
+        </w:tc>
+        <w:tc>
+          <w:tcPr>
+            <w:tcW w:type="dxa" w:w="3415"/>
+            <w:tcBorders>
+              <w:top w:val="none" w:color="FFFFFF" w:sz="0"/>
+              <w:left w:val="none" w:color="FFFFFF" w:sz="0"/>
+              <w:bottom w:val="none" w:color="FFFFFF" w:sz="0"/>
+              <w:right w:val="none" w:color="FFFFFF" w:sz="0"/>
+            </w:tcBorders>
+            <w:tcMar>
+              <w:top w:type="dxa" w:w="30"/>
+              <w:left w:type="dxa" w:w="70"/>
+              <w:bottom w:type="dxa" w:w="30"/>
+              <w:right w:type="dxa" w:w="70"/>
+            </w:tcMar>
+          </w:tcPr>
+          <w:p>
+            <w:pPr>
+              <w:jc w:val="left"/>
+            </w:pPr>
+            <w:r>
+              <w:rPr>
+                <w:sz w:val="17"/>
+                <w:szCs w:val="17"/>
+                <w:rFonts w:ascii="Calibri" w:cs="Calibri" w:eastAsia="Calibri" w:hAnsi="Calibri"/>
+              </w:rPr>
+              <w:t xml:space="preserve">Postes nos dois lados (frente a frente): 4 poste(s) × 1 projetor(es), h = 7,0 m, inclinação 40°</w:t>
+            </w:r>
+          </w:p>
+        </w:tc>
+      </w:tr>
+    </w:tbl>
+    <w:p>
+      <w:pPr>
+        <w:spacing w:after="60" w:before="0"/>
+      </w:pPr>
+    </w:p>
+    <w:p>
+      <w:pPr>
+        <w:keepNext/>
+        <w:shd w:fill="F2F5F7" w:color="auto" w:val="clear"/>
+        <w:spacing w:before="60" w:after="0"/>
+        <w:ind w:left="120" w:right="120"/>
+      </w:pPr>
+      <w:r>
+        <w:rPr>
+          <w:sz w:val="17"/>
+          <w:szCs w:val="17"/>
+          <w:rFonts w:ascii="Consolas" w:cs="Consolas" w:eastAsia="Consolas" w:hAnsi="Consolas"/>
+        </w:rPr>
+        <w:t xml:space="preserve">Método dos lúmens:  N = 10 × 540 / (5.000 × 0,45 × 0,80) = 3,00  →  adotados 4 projetores;  Eméd = 13,3 lx</w:t>
+      </w:r>
+    </w:p>
+    <w:p>
+      <w:pPr>
+        <w:keepNext/>
+        <w:shd w:fill="F2F5F7" w:color="auto" w:val="clear"/>
+        <w:spacing w:before="0" w:after="0"/>
+        <w:ind w:left="120" w:right="120"/>
+      </w:pPr>
+      <w:r>
+        <w:rPr>
+          <w:sz w:val="17"/>
+          <w:szCs w:val="17"/>
+          <w:rFonts w:ascii="Consolas" w:cs="Consolas" w:eastAsia="Consolas" w:hAnsi="Consolas"/>
+        </w:rPr>
+        <w:t xml:space="preserve">Ponto a ponto:  m = 1,00;  I0 = 5.000 × (1,00 + 1) / 2π = 1.592 cd;  malha 14 × 9 pontos (passo 2,16 m)</w:t>
+      </w:r>
+    </w:p>
+    <w:p>
+      <w:pPr>
+        <w:keepNext/>
+        <w:shd w:fill="F2F5F7" w:color="auto" w:val="clear"/>
+        <w:spacing w:before="0" w:after="0"/>
+        <w:ind w:left="120" w:right="120"/>
+      </w:pPr>
+      <w:r>
+        <w:rPr>
+          <w:sz w:val="17"/>
+          <w:szCs w:val="17"/>
+          <w:rFonts w:ascii="Consolas" w:cs="Consolas" w:eastAsia="Consolas" w:hAnsi="Consolas"/>
+        </w:rPr>
+        <w:t xml:space="preserve">Eméd = 13,5 lx;  Emín = 6,8 lx;  Emáx = 23,8 lx;  U0 = Emín/Eméd = 0,51;  Emín/Emáx = 0,29;  Fu efetivo = 0,46</w:t>
+      </w:r>
+    </w:p>
+    <w:p>
+      <w:pPr>
+        <w:keepNext w:val="false"/>
+        <w:shd w:fill="F2F5F7" w:color="auto" w:val="clear"/>
+        <w:spacing w:before="0" w:after="120"/>
+        <w:ind w:left="120" w:right="120"/>
+      </w:pPr>
+      <w:r>
+        <w:rPr>
+          <w:sz w:val="17"/>
+          <w:szCs w:val="17"/>
+          <w:rFonts w:ascii="Consolas" w:cs="Consolas" w:eastAsia="Consolas" w:hAnsi="Consolas"/>
+        </w:rPr>
+        <w:t xml:space="preserve">Potência instalada = 4 × 50 W = 200 W  (0,37 W/m²)</w:t>
+      </w:r>
+    </w:p>
+    <w:p>
+      <w:pPr>
+        <w:keepNext/>
+        <w:spacing w:before="60" w:after="20"/>
+      </w:pPr>
+      <w:r>
+        <w:drawing>
+          <wp:inline distT="0" distB="0" distL="0" distR="0">
+            <wp:extent cx="4371975" cy="3086100"/>
+            <wp:effectExtent t="0" r="0" b="0" l="0"/>
+            <wp:docPr id="1" name="" descr="" title=""/>
+            <wp:cNvGraphicFramePr>
+              <a:graphicFrameLocks xmlns:a="http://schemas.openxmlformats.org/drawingml/2006/main" noChangeAspect="1"/>
+            </wp:cNvGraphicFramePr>
+            <a:graphic xmlns:a="http://schemas.openxmlformats.org/drawingml/2006/main">
+              <a:graphicData uri="http://schemas.openxmlformats.org/drawingml/2006/picture">
+                <pic:pic xmlns:pic="http://schemas.openxmlformats.org/drawingml/2006/picture">
+                  <pic:nvPicPr>
+                    <pic:cNvPr id="0" name="" descr=""/>
+                    <pic:cNvPicPr>
+                      <a:picLocks noChangeAspect="1" noChangeArrowheads="1"/>
+                    </pic:cNvPicPr>
+                  </pic:nvPicPr>
+                  <pic:blipFill>
+                    <a:blip r:embed="rId20" cstate="none"/>
+                    <a:srcRect/>
+                    <a:stretch>
+                      <a:fillRect/>
+                    </a:stretch>
+                  </pic:blipFill>
+                  <pic:spPr bwMode="auto">
+                    <a:xfrm>
+                      <a:off x="0" y="0"/>
+                      <a:ext cx="4371975" cy="3086100"/>
+                    </a:xfrm>
+                    <a:prstGeom prst="rect">
+                      <a:avLst/>
+                    </a:prstGeom>
+                  </pic:spPr>
+                </pic:pic>
+              </a:graphicData>
+            </a:graphic>
+          </wp:inline>
+        </w:drawing>
+      </w:r>
+    </w:p>
+    <w:p>
+      <w:pPr>
+        <w:spacing w:after="100" w:before="0"/>
+      </w:pPr>
+      <w:r>
+        <w:rPr>
+          <w:color w:val="56606A"/>
+          <w:sz w:val="16"/>
+          <w:szCs w:val="16"/>
+          <w:rFonts w:ascii="Calibri" w:cs="Calibri" w:eastAsia="Calibri" w:hAnsi="Calibri"/>
+        </w:rPr>
+        <w:t xml:space="preserve">Planta de Estacionamento externo: postes (círculos), direção de mira dos projetores (setas) e iluminância mantida calculada ponto a ponto (lx). Cores: azul ≤ 0,5 × Eméd exigida; verde próximo da exigida; vermelho ≥ 1,5 × a exigida.</w:t>
+      </w:r>
+    </w:p>
+    <w:p>
+      <w:pPr>
+        <w:spacing w:after="50"/>
+      </w:pPr>
+      <w:r>
+        <w:rPr>
+          <w:color w:val="1F6E43"/>
+          <w:sz w:val="19"/>
+          <w:szCs w:val="19"/>
+          <w:rFonts w:ascii="Calibri" w:cs="Calibri" w:eastAsia="Calibri" w:hAnsi="Calibri"/>
+        </w:rPr>
+        <w:t xml:space="preserve">✓ Iluminância média 14 lx ≥ 10 lx exigidos</w:t>
+      </w:r>
+    </w:p>
+    <w:p>
+      <w:pPr>
+        <w:spacing w:after="50"/>
+      </w:pPr>
+      <w:r>
+        <w:rPr>
+          <w:color w:val="1F6E43"/>
+          <w:sz w:val="19"/>
+          <w:szCs w:val="19"/>
+          <w:rFonts w:ascii="Calibri" w:cs="Calibri" w:eastAsia="Calibri" w:hAnsi="Calibri"/>
+        </w:rPr>
+        <w:t xml:space="preserve">✓ Uniformidade Emín/Eméd = 0,51 ≥ 0,25</w:t>
+      </w:r>
+    </w:p>
+    <w:p>
+      <w:pPr>
+        <w:pStyle w:val="Heading1"/>
+        <w:keepNext/>
+        <w:pBdr>
+          <w:bottom w:val="single" w:color="B9C3CB" w:sz="4"/>
+        </w:pBdr>
+        <w:spacing w:before="320" w:after="140"/>
+      </w:pPr>
+      <w:r>
+        <w:rPr>
+          <w:b/>
+          <w:bCs/>
+          <w:color w:val="0B5A70"/>
+          <w:sz w:val="26"/>
+          <w:szCs w:val="26"/>
+          <w:rFonts w:ascii="Calibri" w:cs="Calibri" w:eastAsia="Calibri" w:hAnsi="Calibri"/>
+        </w:rPr>
+        <w:t xml:space="preserve">8. POTÊNCIA DE ILUMINAÇÃO POR CIRCUITO</w:t>
       </w:r>
     </w:p>
     <w:tbl>
@@ -8093,8 +9339,8 @@
       </w:tblPr>
       <w:tblGrid>
         <w:gridCol w:w="2146"/>
-        <w:gridCol w:w="3122"/>
-        <w:gridCol w:w="976"/>
+        <w:gridCol w:w="2927"/>
+        <w:gridCol w:w="1171"/>
         <w:gridCol w:w="878"/>
         <w:gridCol w:w="2634"/>
       </w:tblGrid>
@@ -8131,7 +9377,7 @@
         </w:tc>
         <w:tc>
           <w:tcPr>
-            <w:tcW w:type="dxa" w:w="3122"/>
+            <w:tcW w:type="dxa" w:w="2927"/>
             <w:shd w:fill="E7EDF1" w:color="auto" w:val="clear"/>
             <w:tcMar>
               <w:top w:type="dxa" w:w="30"/>
@@ -8158,7 +9404,7 @@
         </w:tc>
         <w:tc>
           <w:tcPr>
-            <w:tcW w:type="dxa" w:w="976"/>
+            <w:tcW w:type="dxa" w:w="1171"/>
             <w:shd w:fill="E7EDF1" w:color="auto" w:val="clear"/>
             <w:tcMar>
               <w:top w:type="dxa" w:w="30"/>
@@ -8268,7 +9514,7 @@
         </w:tc>
         <w:tc>
           <w:tcPr>
-            <w:tcW w:type="dxa" w:w="3122"/>
+            <w:tcW w:type="dxa" w:w="2927"/>
             <w:tcMar>
               <w:top w:type="dxa" w:w="30"/>
               <w:left w:type="dxa" w:w="70"/>
@@ -8292,7 +9538,7 @@
         </w:tc>
         <w:tc>
           <w:tcPr>
-            <w:tcW w:type="dxa" w:w="976"/>
+            <w:tcW w:type="dxa" w:w="1171"/>
             <w:tcMar>
               <w:top w:type="dxa" w:w="30"/>
               <w:left w:type="dxa" w:w="70"/>
@@ -8393,7 +9639,7 @@
         </w:tc>
         <w:tc>
           <w:tcPr>
-            <w:tcW w:type="dxa" w:w="3122"/>
+            <w:tcW w:type="dxa" w:w="2927"/>
             <w:tcMar>
               <w:top w:type="dxa" w:w="30"/>
               <w:left w:type="dxa" w:w="70"/>
@@ -8417,7 +9663,7 @@
         </w:tc>
         <w:tc>
           <w:tcPr>
-            <w:tcW w:type="dxa" w:w="976"/>
+            <w:tcW w:type="dxa" w:w="1171"/>
             <w:tcMar>
               <w:top w:type="dxa" w:w="30"/>
               <w:left w:type="dxa" w:w="70"/>
@@ -8484,6 +9730,131 @@
                 <w:rFonts w:ascii="Calibri" w:cs="Calibri" w:eastAsia="Calibri" w:hAnsi="Calibri"/>
               </w:rPr>
               <w:t xml:space="preserve">circuito com 540 VA informados pelo projetista</w:t>
+            </w:r>
+          </w:p>
+        </w:tc>
+      </w:tr>
+      <w:tr>
+        <w:trPr>
+          <w:cantSplit/>
+        </w:trPr>
+        <w:tc>
+          <w:tcPr>
+            <w:tcW w:type="dxa" w:w="2146"/>
+            <w:tcMar>
+              <w:top w:type="dxa" w:w="30"/>
+              <w:left w:type="dxa" w:w="70"/>
+              <w:bottom w:type="dxa" w:w="30"/>
+              <w:right w:type="dxa" w:w="70"/>
+            </w:tcMar>
+          </w:tcPr>
+          <w:p>
+            <w:pPr>
+              <w:jc w:val="left"/>
+            </w:pPr>
+            <w:r>
+              <w:rPr>
+                <w:sz w:val="15"/>
+                <w:szCs w:val="15"/>
+                <w:rFonts w:ascii="Calibri" w:cs="Calibri" w:eastAsia="Calibri" w:hAnsi="Calibri"/>
+              </w:rPr>
+              <w:t xml:space="preserve">13 — Iluminação externa — estacionamento</w:t>
+            </w:r>
+          </w:p>
+        </w:tc>
+        <w:tc>
+          <w:tcPr>
+            <w:tcW w:type="dxa" w:w="2927"/>
+            <w:tcMar>
+              <w:top w:type="dxa" w:w="30"/>
+              <w:left w:type="dxa" w:w="70"/>
+              <w:bottom w:type="dxa" w:w="30"/>
+              <w:right w:type="dxa" w:w="70"/>
+            </w:tcMar>
+          </w:tcPr>
+          <w:p>
+            <w:pPr>
+              <w:jc w:val="left"/>
+            </w:pPr>
+            <w:r>
+              <w:rPr>
+                <w:sz w:val="15"/>
+                <w:szCs w:val="15"/>
+                <w:rFonts w:ascii="Calibri" w:cs="Calibri" w:eastAsia="Calibri" w:hAnsi="Calibri"/>
+              </w:rPr>
+              <w:t xml:space="preserve">Estacionamento externo</w:t>
+            </w:r>
+          </w:p>
+        </w:tc>
+        <w:tc>
+          <w:tcPr>
+            <w:tcW w:type="dxa" w:w="1171"/>
+            <w:tcMar>
+              <w:top w:type="dxa" w:w="30"/>
+              <w:left w:type="dxa" w:w="70"/>
+              <w:bottom w:type="dxa" w:w="30"/>
+              <w:right w:type="dxa" w:w="70"/>
+            </w:tcMar>
+          </w:tcPr>
+          <w:p>
+            <w:pPr>
+              <w:jc w:val="right"/>
+            </w:pPr>
+            <w:r>
+              <w:rPr>
+                <w:sz w:val="15"/>
+                <w:szCs w:val="15"/>
+                <w:rFonts w:ascii="Calibri" w:cs="Calibri" w:eastAsia="Calibri" w:hAnsi="Calibri"/>
+              </w:rPr>
+              <w:t xml:space="preserve">4</w:t>
+            </w:r>
+          </w:p>
+        </w:tc>
+        <w:tc>
+          <w:tcPr>
+            <w:tcW w:type="dxa" w:w="878"/>
+            <w:tcMar>
+              <w:top w:type="dxa" w:w="30"/>
+              <w:left w:type="dxa" w:w="70"/>
+              <w:bottom w:type="dxa" w:w="30"/>
+              <w:right w:type="dxa" w:w="70"/>
+            </w:tcMar>
+          </w:tcPr>
+          <w:p>
+            <w:pPr>
+              <w:jc w:val="right"/>
+            </w:pPr>
+            <w:r>
+              <w:rPr>
+                <w:sz w:val="15"/>
+                <w:szCs w:val="15"/>
+                <w:rFonts w:ascii="Calibri" w:cs="Calibri" w:eastAsia="Calibri" w:hAnsi="Calibri"/>
+              </w:rPr>
+              <w:t xml:space="preserve">200</w:t>
+            </w:r>
+          </w:p>
+        </w:tc>
+        <w:tc>
+          <w:tcPr>
+            <w:tcW w:type="dxa" w:w="2634"/>
+            <w:tcMar>
+              <w:top w:type="dxa" w:w="30"/>
+              <w:left w:type="dxa" w:w="70"/>
+              <w:bottom w:type="dxa" w:w="30"/>
+              <w:right w:type="dxa" w:w="70"/>
+            </w:tcMar>
+          </w:tcPr>
+          <w:p>
+            <w:pPr>
+              <w:jc w:val="left"/>
+            </w:pPr>
+            <w:r>
+              <w:rPr>
+                <w:sz w:val="15"/>
+                <w:szCs w:val="15"/>
+                <w:rFonts w:ascii="Calibri" w:cs="Calibri" w:eastAsia="Calibri" w:hAnsi="Calibri"/>
+              </w:rPr>
+              <w:t xml:space="preserve">potência adotada no circuito (211 VA, FP 0,95)</w:t>
             </w:r>
           </w:p>
         </w:tc>
@@ -8512,7 +9883,7 @@
           <w:szCs w:val="26"/>
           <w:rFonts w:ascii="Calibri" w:cs="Calibri" w:eastAsia="Calibri" w:hAnsi="Calibri"/>
         </w:rPr>
-        <w:t xml:space="preserve">8. CONCLUSÃO</w:t>
+        <w:t xml:space="preserve">9. CONCLUSÃO</w:t>
       </w:r>
     </w:p>
     <w:p>
@@ -8525,7 +9896,7 @@
           <w:szCs w:val="20"/>
           <w:rFonts w:ascii="Calibri" w:cs="Calibri" w:eastAsia="Calibri" w:hAnsi="Calibri"/>
         </w:rPr>
-        <w:t xml:space="preserve">Os 4 ambientes calculados atendem à iluminância mantida exigida pela NBR ISO/CIE 8995-1 com as luminárias e o arranjo indicados. Os ambientes Escritório (home office) possuem observações (uniformidade, ofuscamento ou fator de manutenção) a confirmar com a fotometria do produto.</w:t>
+        <w:t xml:space="preserve">Os 5 ambientes e áreas externas calculados atendem aos níveis de iluminância exigidos com as luminárias e o arranjo indicados. Escritório (home office) possuem observações (uniformidade, ofuscamento, fator de manutenção ou mira) a confirmar com a fotometria do produto.</w:t>
       </w:r>
     </w:p>
     <w:p>
@@ -8552,7 +9923,7 @@
           <w:szCs w:val="20"/>
           <w:rFonts w:ascii="Calibri" w:cs="Calibri" w:eastAsia="Calibri" w:hAnsi="Calibri"/>
         </w:rPr>
-        <w:t xml:space="preserve">Cidade – UF, 20 de outubro de 2026</w:t>
+        <w:t xml:space="preserve">Cidade – UF, 26 de outubro de 2026</w:t>
       </w:r>
     </w:p>
     <w:p>
@@ -8634,7 +10005,7 @@
         <w:szCs w:val="15"/>
         <w:rFonts w:ascii="Calibri" w:cs="Calibri" w:eastAsia="Calibri" w:hAnsi="Calibri"/>
       </w:rPr>
-      <w:t xml:space="preserve">Relatório luminotécnico conforme ABNT NBR ISO/CIE 8995-1:2013 — gerado com Dimensiona 5410</w:t>
+      <w:t xml:space="preserve">Relatório luminotécnico conforme ABNT NBR ISO/CIE 8995-1:2013, NBR 5101 e EN 12464-2 — gerado com Dimensiona 5410</w:t>
     </w:r>
     <w:r>
       <w:rPr>
@@ -8722,7 +10093,7 @@
         <w:szCs w:val="15"/>
         <w:rFonts w:ascii="Calibri" w:cs="Calibri" w:eastAsia="Calibri" w:hAnsi="Calibri"/>
       </w:rPr>
-      <w:t xml:space="preserve">	R00 · 20/10/2026</w:t>
+      <w:t xml:space="preserve">	R00 · 26/10/2026</w:t>
     </w:r>
   </w:p>
 </w:hdr>

--- a/exemplo/relatorio-luminotecnico-residencia-unifamiliar-exemplo-r00.docx
+++ b/exemplo/relatorio-luminotecnico-residencia-unifamiliar-exemplo-r00.docx
@@ -483,7 +483,7 @@
                 <w:szCs w:val="19"/>
                 <w:rFonts w:ascii="Calibri" w:cs="Calibri" w:eastAsia="Calibri" w:hAnsi="Calibri"/>
               </w:rPr>
-              <w:t xml:space="preserve">26/10/2026 — R00</w:t>
+              <w:t xml:space="preserve">27/10/2026 — R00</w:t>
             </w:r>
           </w:p>
         </w:tc>
@@ -9923,7 +9923,7 @@
           <w:szCs w:val="20"/>
           <w:rFonts w:ascii="Calibri" w:cs="Calibri" w:eastAsia="Calibri" w:hAnsi="Calibri"/>
         </w:rPr>
-        <w:t xml:space="preserve">Cidade – UF, 26 de outubro de 2026</w:t>
+        <w:t xml:space="preserve">Cidade – UF, 27 de outubro de 2026</w:t>
       </w:r>
     </w:p>
     <w:p>
@@ -10093,7 +10093,7 @@
         <w:szCs w:val="15"/>
         <w:rFonts w:ascii="Calibri" w:cs="Calibri" w:eastAsia="Calibri" w:hAnsi="Calibri"/>
       </w:rPr>
-      <w:t xml:space="preserve">	R00 · 26/10/2026</w:t>
+      <w:t xml:space="preserve">	R00 · 27/10/2026</w:t>
     </w:r>
   </w:p>
 </w:hdr>

--- a/exemplo/relatorio-luminotecnico-residencia-unifamiliar-exemplo-r00.docx
+++ b/exemplo/relatorio-luminotecnico-residencia-unifamiliar-exemplo-r00.docx
@@ -483,7 +483,7 @@
                 <w:szCs w:val="19"/>
                 <w:rFonts w:ascii="Calibri" w:cs="Calibri" w:eastAsia="Calibri" w:hAnsi="Calibri"/>
               </w:rPr>
-              <w:t xml:space="preserve">27/10/2026 — R00</w:t>
+              <w:t xml:space="preserve">28/10/2026 — R00</w:t>
             </w:r>
           </w:p>
         </w:tc>
@@ -9923,7 +9923,7 @@
           <w:szCs w:val="20"/>
           <w:rFonts w:ascii="Calibri" w:cs="Calibri" w:eastAsia="Calibri" w:hAnsi="Calibri"/>
         </w:rPr>
-        <w:t xml:space="preserve">Cidade – UF, 27 de outubro de 2026</w:t>
+        <w:t xml:space="preserve">Cidade – UF, 28 de outubro de 2026</w:t>
       </w:r>
     </w:p>
     <w:p>
@@ -10093,7 +10093,7 @@
         <w:szCs w:val="15"/>
         <w:rFonts w:ascii="Calibri" w:cs="Calibri" w:eastAsia="Calibri" w:hAnsi="Calibri"/>
       </w:rPr>
-      <w:t xml:space="preserve">	R00 · 27/10/2026</w:t>
+      <w:t xml:space="preserve">	R00 · 28/10/2026</w:t>
     </w:r>
   </w:p>
 </w:hdr>
